--- a/outputs/hubspot-marketing/2026-08-27-drifting-draft.docx
+++ b/outputs/hubspot-marketing/2026-08-27-drifting-draft.docx
@@ -1,13 +1,13 @@
 
 <file path=word/document.xml><?xml version="1.0" encoding="utf-8"?>
-<w:document xmlns:wpc="http://schemas.microsoft.com/office/word/2010/wordprocessingCanvas" xmlns:mc="http://schemas.openxmlformats.org/markup-compatibility/2006" xmlns:o="urn:schemas-microsoft-com:office:office" xmlns:r="http://schemas.openxmlformats.org/officeDocument/2006/relationships" xmlns:m="http://schemas.openxmlformats.org/officeDocument/2006/math" xmlns:v="urn:schemas-microsoft-com:vml" xmlns:wp14="http://schemas.microsoft.com/office/word/2010/wordprocessingDrawing" xmlns:wp="http://schemas.openxmlformats.org/drawingml/2006/wordprocessingDrawing" xmlns:w10="urn:schemas-microsoft-com:office:word" xmlns:w="http://schemas.openxmlformats.org/wordprocessingml/2006/main" xmlns:w14="http://schemas.microsoft.com/office/word/2010/wordml" xmlns:w15="http://schemas.microsoft.com/office/word/2012/wordml" xmlns:wpg="http://schemas.microsoft.com/office/word/2010/wordprocessingGroup" xmlns:wpi="http://schemas.microsoft.com/office/word/2010/wordprocessingInk" xmlns:wne="http://schemas.microsoft.com/office/word/2006/wordml" xmlns:wps="http://schemas.microsoft.com/office/word/2010/wordprocessingShape" xmlns:cx="http://schemas.microsoft.com/office/drawing/2014/chartex" xmlns:cx1="http://schemas.microsoft.com/office/drawing/2015/9/8/chartex" xmlns:cx2="http://schemas.microsoft.com/office/drawing/2015/10/21/chartex" xmlns:cx3="http://schemas.microsoft.com/office/drawing/2016/5/9/chartex" xmlns:cx4="http://schemas.microsoft.com/office/drawing/2016/5/10/chartex" xmlns:cx5="http://schemas.microsoft.com/office/drawing/2016/5/11/chartex" xmlns:cx6="http://schemas.microsoft.com/office/drawing/2016/5/12/chartex" xmlns:cx7="http://schemas.microsoft.com/office/drawing/2016/5/13/chartex" xmlns:cx8="http://schemas.microsoft.com/office/drawing/2016/5/14/chartex" xmlns:aink="http://schemas.microsoft.com/office/drawing/2016/ink" xmlns:am3d="http://schemas.microsoft.com/office/drawing/2017/model3d" xmlns:w16cex="http://schemas.microsoft.com/office/word/2018/wordml/cex" xmlns:w16cid="http://schemas.microsoft.com/office/word/2016/wordml/cid" xmlns:w16="http://schemas.microsoft.com/office/word/2018/wordml" xmlns:w16sdtdh="http://schemas.microsoft.com/office/word/2020/wordml/sdtdatahash" xmlns:w16se="http://schemas.microsoft.com/office/word/2015/wordml/symex" mc:Ignorable="w14 w15 wp14">
+<w:document xmlns:wpc="http://schemas.microsoft.com/office/word/2010/wordprocessingCanvas" xmlns:cx="http://schemas.microsoft.com/office/drawing/2014/chartex" xmlns:cx1="http://schemas.microsoft.com/office/drawing/2015/9/8/chartex" xmlns:cx2="http://schemas.microsoft.com/office/drawing/2015/10/21/chartex" xmlns:cx3="http://schemas.microsoft.com/office/drawing/2016/5/9/chartex" xmlns:cx4="http://schemas.microsoft.com/office/drawing/2016/5/10/chartex" xmlns:cx5="http://schemas.microsoft.com/office/drawing/2016/5/11/chartex" xmlns:cx6="http://schemas.microsoft.com/office/drawing/2016/5/12/chartex" xmlns:cx7="http://schemas.microsoft.com/office/drawing/2016/5/13/chartex" xmlns:cx8="http://schemas.microsoft.com/office/drawing/2016/5/14/chartex" xmlns:mc="http://schemas.openxmlformats.org/markup-compatibility/2006" xmlns:m="http://schemas.openxmlformats.org/officeDocument/2006/math" xmlns:aink="http://schemas.microsoft.com/office/drawing/2016/ink" xmlns:am3d="http://schemas.microsoft.com/office/drawing/2017/model3d" xmlns:oel="http://schemas.microsoft.com/office/2019/extlst" xmlns:r="http://schemas.openxmlformats.org/officeDocument/2006/relationships" xmlns:wp14="http://schemas.microsoft.com/office/word/2010/wordprocessingDrawing" xmlns:wp="http://schemas.openxmlformats.org/drawingml/2006/wordprocessingDrawing" xmlns:wpg="http://schemas.microsoft.com/office/word/2010/wordprocessingGroup" xmlns:wpi="http://schemas.microsoft.com/office/word/2010/wordprocessingInk" xmlns:wps="http://schemas.microsoft.com/office/word/2010/wordprocessingShape" xmlns:o="urn:schemas-microsoft-com:office:office" xmlns:v="urn:schemas-microsoft-com:vml" xmlns:w10="urn:schemas-microsoft-com:office:word" xmlns:w="http://schemas.openxmlformats.org/wordprocessingml/2006/main" xmlns:w14="http://schemas.microsoft.com/office/word/2010/wordml" xmlns:w15="http://schemas.microsoft.com/office/word/2012/wordml" xmlns:w16cex="http://schemas.microsoft.com/office/word/2018/wordml/cex" xmlns:w16cid="http://schemas.microsoft.com/office/word/2016/wordml/cid" xmlns:w16="http://schemas.microsoft.com/office/word/2018/wordml" xmlns:w16sdtdh="http://schemas.microsoft.com/office/word/2020/wordml/sdtdatahash" xmlns:w16sdtfl="http://schemas.microsoft.com/office/word/2024/wordml/sdtformatlock" xmlns:w16se="http://schemas.microsoft.com/office/word/2015/wordml/symex" xmlns:w16du="http://schemas.microsoft.com/office/word/2023/wordml/word16du" xmlns:wne="http://schemas.microsoft.com/office/word/2006/wordml" mc:Ignorable="w14 w15 w16se w16cid w16 w16cex w16sdtdh w16sdtfl w16du wp14">
   <w:body>
     <w:p>
       <w:pPr>
         <w:pStyle w:val="Heading1"/>
       </w:pPr>
       <w:r>
-        <w:t xml:space="preserve">HubSpot Marketing — Drifting Segment Draft</w:t>
+        <w:t>HubSpot Marketing — Drifting Segment Draft</w:t>
       </w:r>
     </w:p>
     <w:p>
@@ -19,7 +19,7 @@
         <w:t xml:space="preserve">Drafted: </w:t>
       </w:r>
       <w:r>
-        <w:t xml:space="preserve">2026-08-27 (monthly cycle — last Drifting send was 2026-07-29)</w:t>
+        <w:t>2026-08-27 (monthly cycle — last Drifting send was 2026-07-29)</w:t>
       </w:r>
     </w:p>
     <w:p>
@@ -31,7 +31,7 @@
         <w:t xml:space="preserve">Segment: </w:t>
       </w:r>
       <w:r>
-        <w:t xml:space="preserve">Drifting (382 contacts, 90–180 days since last engagement)</w:t>
+        <w:t>Drifting (382 contacts, 90–180 days since last engagement)</w:t>
       </w:r>
     </w:p>
     <w:p>
@@ -43,7 +43,7 @@
         <w:t xml:space="preserve">Strategy: </w:t>
       </w:r>
       <w:r>
-        <w:t xml:space="preserve">Monthly, value-first, no hard CTA — "What I'm Watching" thread. Goal is re-earning attention, not selling.</w:t>
+        <w:t>Monthly, value-first, no hard CTA — "What I'm Watching" thread. Goal is re-earning attention, not selling.</w:t>
       </w:r>
     </w:p>
     <w:p>
@@ -54,7 +54,7 @@
     <w:p>
       <w:pPr>
         <w:pBdr>
-          <w:bottom w:val="single" w:color="999999" w:sz="6" w:space="4"/>
+          <w:bottom w:val="single" w:sz="6" w:space="4" w:color="999999"/>
         </w:pBdr>
         <w:spacing w:after="200"/>
       </w:pPr>
@@ -71,7 +71,7 @@
         <w:t xml:space="preserve">Subject: </w:t>
       </w:r>
       <w:r>
-        <w:t xml:space="preserve">What I'm Watching: Rates, Hiring, and Where AI Is Actually Landing</w:t>
+        <w:t>What I'm Watching: Rates, Hiring, and Where AI Is Actually Landing</w:t>
       </w:r>
     </w:p>
     <w:p>
@@ -86,7 +86,13 @@
         <w:t xml:space="preserve">Preview text: </w:t>
       </w:r>
       <w:r>
-        <w:t xml:space="preserve">A few things worth keeping an eye on if you're running a service business in the $250K–$4M range right now.</w:t>
+        <w:t xml:space="preserve">A few things worth keeping an eye on if you're running a </w:t>
+      </w:r>
+      <w:r>
+        <w:t xml:space="preserve">B2B </w:t>
+      </w:r>
+      <w:r>
+        <w:t>service business right now.</w:t>
       </w:r>
     </w:p>
     <w:p>
@@ -94,7 +100,7 @@
         <w:spacing w:after="200"/>
       </w:pPr>
       <w:r>
-        <w:t xml:space="preserve">Hi there,</w:t>
+        <w:t>Hi there,</w:t>
       </w:r>
     </w:p>
     <w:p>
@@ -102,7 +108,10 @@
         <w:spacing w:after="200"/>
       </w:pPr>
       <w:r>
-        <w:t xml:space="preserve">A few things I've been paying attention to lately, for anyone running a service business in the $250K–$4M range:</w:t>
+        <w:t>A few things I've been paying attention to lately</w:t>
+      </w:r>
+      <w:r>
+        <w:t xml:space="preserve"> for the B2B service business sector: </w:t>
       </w:r>
     </w:p>
     <w:p>
@@ -110,7 +119,14 @@
         <w:spacing w:after="200"/>
       </w:pPr>
       <w:r>
-        <w:t xml:space="preserve">Borrowing costs have stayed elevated for a while now, and that's shaping decisions even for businesses that aren't carrying much debt themselves. If you're bootstrapped like most of the owners I work with, you're probably not financing growth with loans. But your clients might be, and a tighter lending environment tends to make buyers more cautious and more deliberate before they commit to anything new. Worth factoring into how you're pricing and timing your own offers right now.</w:t>
+        <w:rPr>
+          <w:b/>
+          <w:bCs/>
+        </w:rPr>
+        <w:t>Borrowing costs</w:t>
+      </w:r>
+      <w:r>
+        <w:t xml:space="preserve"> have stayed elevated for a while now, and that's shaping decisions even for businesses that aren't carrying much debt themselves. If you're bootstrapped like most of the owners I work with, you're probably not financing growth with loans. But your clients might be, and a tighter lending environment tends to make buyers more cautious and more deliberate before they commit to anything new. Worth factoring into how you're pricing and timing your own offers right now.</w:t>
       </w:r>
     </w:p>
     <w:p>
@@ -118,7 +134,14 @@
         <w:spacing w:after="200"/>
       </w:pPr>
       <w:r>
-        <w:t xml:space="preserve">Hiring is still one of the harder parts of running a service business. Finding someone who fits, not just someone who fills a seat, takes longer than it used to, and a lot of owners I talk to are choosing to stay lean rather than rush a hire they might regret. If that's you, that instinct is probably the right one — the cost of a bad hire is almost always higher than the cost of staying short-staffed a little longer.</w:t>
+        <w:rPr>
+          <w:b/>
+          <w:bCs/>
+        </w:rPr>
+        <w:t>Hiring</w:t>
+      </w:r>
+      <w:r>
+        <w:t xml:space="preserve"> is still one of the harder parts of running a service business. Finding someone who fits, not just someone who fills a seat, takes longer than it used to, and a lot of owners I talk to are choosing to stay lean rather than rush a hire they might regret. If that's you, that instinct is probably the right one. A bad hire almost always costs more than staying short-staffed a little longer.</w:t>
       </w:r>
     </w:p>
     <w:p>
@@ -126,7 +149,14 @@
         <w:spacing w:after="200"/>
       </w:pPr>
       <w:r>
-        <w:t xml:space="preserve">Client budgets are still tight in a lot of industries, which means the businesses winning right now are the ones making the value of their work obvious, not just assumed. If you haven't looked recently at how clearly your pricing connects to the outcome you deliver, that's worth a second look. It's usually the fastest fix available.</w:t>
+        <w:rPr>
+          <w:b/>
+          <w:bCs/>
+        </w:rPr>
+        <w:t>Client budgets</w:t>
+      </w:r>
+      <w:r>
+        <w:t xml:space="preserve"> are still tight in a lot of industries, which means the businesses winning right now are the ones making the value of their work obvious, not just assumed. If you haven't looked recently at how clearly your pricing connects to the outcome you deliver, that's worth a second look. It's usually the fastest fix available.</w:t>
       </w:r>
     </w:p>
     <w:p>
@@ -134,7 +164,27 @@
         <w:spacing w:after="200"/>
       </w:pPr>
       <w:r>
-        <w:t xml:space="preserve">And AI keeps showing up in more of how small businesses operate day to day, though the gap between "using it" and "actually building it into how the business runs" is still wide for most owners. I'm in the middle of closing that gap in my own business right now, and it's slower and more iterative than the headlines make it sound. If you're in the same spot, you're not behind — you're just doing it honestly.</w:t>
+        <w:t xml:space="preserve">And </w:t>
+      </w:r>
+      <w:r>
+        <w:rPr>
+          <w:b/>
+          <w:bCs/>
+        </w:rPr>
+        <w:t>AI keeps showing up</w:t>
+      </w:r>
+      <w:r>
+        <w:t xml:space="preserve"> in more of how small businesses operate day to day, though the gap between "using it" and "actually building it into how the business runs" is still wide for most owners. </w:t>
+      </w:r>
+      <w:r>
+        <w:rPr>
+          <w:i/>
+          <w:iCs/>
+        </w:rPr>
+        <w:t>I'm in the middle of closing that gap in my own business right now, and it's slower and more iterative than the headlines make it sound.</w:t>
+      </w:r>
+      <w:r>
+        <w:t xml:space="preserve"> If you're in the same spot, welcome to the club. It's slow going for almost everyone I talk to.</w:t>
       </w:r>
     </w:p>
     <w:p>
@@ -142,7 +192,7 @@
         <w:spacing w:after="200"/>
       </w:pPr>
       <w:r>
-        <w:t xml:space="preserve">That's what's on my radar this month.</w:t>
+        <w:t>That's what's on my radar this month.</w:t>
       </w:r>
     </w:p>
     <w:p>
@@ -150,7 +200,10 @@
         <w:spacing w:after="300"/>
       </w:pPr>
       <w:r>
-        <w:t xml:space="preserve">If any of this is useful, I'd love to hear what's resonating — hit reply and let me know.</w:t>
+        <w:t>If any of this is useful, I'd love to hear what's resonating. Hit reply and let me know.</w:t>
+      </w:r>
+      <w:r>
+        <w:t xml:space="preserve"> And, let me know what you’re watching. </w:t>
       </w:r>
     </w:p>
     <w:p>
@@ -158,7 +211,7 @@
         <w:spacing w:after="100"/>
       </w:pPr>
       <w:r>
-        <w:t xml:space="preserve">Until next time...</w:t>
+        <w:t>Until next time...</w:t>
       </w:r>
     </w:p>
     <w:p>
@@ -166,13 +219,13 @@
         <w:spacing w:after="400"/>
       </w:pPr>
       <w:r>
-        <w:t xml:space="preserve">Jackie</w:t>
+        <w:t>Jackie</w:t>
       </w:r>
     </w:p>
     <w:p>
       <w:pPr>
         <w:pBdr>
-          <w:top w:val="single" w:color="999999" w:sz="6" w:space="4"/>
+          <w:top w:val="single" w:sz="6" w:space="4" w:color="999999"/>
         </w:pBdr>
         <w:spacing w:after="200"/>
       </w:pPr>
@@ -189,10 +242,13 @@
         <w:t xml:space="preserve">Note — no live data access: </w:t>
       </w:r>
       <w:r>
-        <w:t xml:space="preserve">This copy was drafted without live economic data access, as evergreen commentary rather than specific current statistics. Please fact-check and localize any claims before sending — consider swapping in a real current stat from the what-im-watching-cloud daily digest if one fits naturally, the way the 07-28 send did.</w:t>
-      </w:r>
-    </w:p>
-    <w:p>
+        <w:t>This copy was drafted without live economic data access, as evergreen commentary rather than specific current statistics. Please fact-check and localize any claims before sending — consider swapping in a real current stat from the what-im-watching-cloud daily digest if one fits naturally, the way the 07-28 send did.</w:t>
+      </w:r>
+    </w:p>
+    <w:p>
+      <w:pPr>
+        <w:spacing w:after="200"/>
+      </w:pPr>
       <w:r>
         <w:rPr>
           <w:b/>
@@ -201,102 +257,47 @@
         <w:t xml:space="preserve">Note — reply-ask closer: </w:t>
       </w:r>
       <w:r>
-        <w:t xml:space="preserve">Drifting's documented strategy is "no CTA, no ask," but the 2026-07-29 send's soft reply-ask hasn't been confirmed as standing yet. This draft keeps it, since it's your own most recent pattern for this content type — cut it if you'd rather go pure no-ask.</w:t>
+        <w:t>Drifting's documented strategy is "no CTA, no ask," but the 2026-07-29 send's soft reply-ask hasn't been confirmed as standing yet. This draft keeps it, since it's your own most recent pattern for this content type. Cut it if you'd rather go pure no-ask.</w:t>
+      </w:r>
+    </w:p>
+    <w:p>
+      <w:r>
+        <w:rPr>
+          <w:b/>
+          <w:bCs/>
+        </w:rPr>
+        <w:lastRenderedPageBreak/>
+        <w:t xml:space="preserve">Note — writing-style check: </w:t>
+      </w:r>
+      <w:r>
+        <w:t xml:space="preserve">Ran the writing-style skill's self-check before delivery. Found and fixed three </w:t>
+      </w:r>
+      <w:proofErr w:type="spellStart"/>
+      <w:r>
+        <w:t>em</w:t>
+      </w:r>
+      <w:proofErr w:type="spellEnd"/>
+      <w:r>
+        <w:t xml:space="preserve"> dashes and one negation-pivot line ("you're not behind, you're just doing it honestly") that matched banned AI-tell patterns. Rewrote both as direct statements.</w:t>
       </w:r>
     </w:p>
     <w:sectPr>
-      <w:pgSz w:w="12240" w:h="15840" w:orient="portrait"/>
+      <w:pgSz w:w="12240" w:h="15840"/>
       <w:pgMar w:top="1440" w:right="1440" w:bottom="1440" w:left="1440" w:header="708" w:footer="708" w:gutter="0"/>
-      <w:pgNumType/>
+      <w:cols w:space="720"/>
       <w:docGrid w:linePitch="360"/>
     </w:sectPr>
   </w:body>
 </w:document>
 </file>
 
-<file path=word/comments.xml><?xml version="1.0" encoding="utf-8"?>
-<w:comments xmlns:cx="http://schemas.microsoft.com/office/drawing/2014/chartex" xmlns:cx1="http://schemas.microsoft.com/office/drawing/2015/9/8/chartex" xmlns:cx2="http://schemas.microsoft.com/office/drawing/2015/10/21/chartex" xmlns:cx3="http://schemas.microsoft.com/office/drawing/2016/5/9/chartex" xmlns:cx4="http://schemas.microsoft.com/office/drawing/2016/5/10/chartex" xmlns:cx5="http://schemas.microsoft.com/office/drawing/2016/5/11/chartex" xmlns:cx6="http://schemas.microsoft.com/office/drawing/2016/5/12/chartex" xmlns:cx7="http://schemas.microsoft.com/office/drawing/2016/5/13/chartex" xmlns:cx8="http://schemas.microsoft.com/office/drawing/2016/5/14/chartex" xmlns:mc="http://schemas.openxmlformats.org/markup-compatibility/2006" xmlns:aink="http://schemas.microsoft.com/office/drawing/2016/ink" xmlns:am3d="http://schemas.microsoft.com/office/drawing/2017/model3d" xmlns:o="urn:schemas-microsoft-com:office:office" xmlns:r="http://schemas.openxmlformats.org/officeDocument/2006/relationships" xmlns:m="http://schemas.openxmlformats.org/officeDocument/2006/math" xmlns:v="urn:schemas-microsoft-com:vml" xmlns:wp14="http://schemas.microsoft.com/office/word/2010/wordprocessingDrawing" xmlns:wp="http://schemas.openxmlformats.org/drawingml/2006/wordprocessingDrawing" xmlns:w10="urn:schemas-microsoft-com:office:word" xmlns:w="http://schemas.openxmlformats.org/wordprocessingml/2006/main" xmlns:w14="http://schemas.microsoft.com/office/word/2010/wordml" xmlns:w15="http://schemas.microsoft.com/office/word/2012/wordml" xmlns:w16cex="http://schemas.microsoft.com/office/word/2018/wordml/cex" xmlns:w16cid="http://schemas.microsoft.com/office/word/2016/wordml/cid" xmlns:w16="http://schemas.microsoft.com/office/word/2018/wordml" xmlns:w16sdtdh="http://schemas.microsoft.com/office/word/2020/wordml/sdtdatahash" xmlns:w16se="http://schemas.microsoft.com/office/word/2015/wordml/symex" xmlns:wpg="http://schemas.microsoft.com/office/word/2010/wordprocessingGroup" xmlns:wpi="http://schemas.microsoft.com/office/word/2010/wordprocessingInk" xmlns:wne="http://schemas.microsoft.com/office/word/2006/wordml" xmlns:wps="http://schemas.microsoft.com/office/word/2010/wordprocessingShape"/>
-</file>
-
-<file path=word/endnotes.xml><?xml version="1.0" encoding="utf-8"?>
-<w:endnotes xmlns:wpc="http://schemas.microsoft.com/office/word/2010/wordprocessingCanvas" xmlns:mc="http://schemas.openxmlformats.org/markup-compatibility/2006" xmlns:o="urn:schemas-microsoft-com:office:office" xmlns:r="http://schemas.openxmlformats.org/officeDocument/2006/relationships" xmlns:m="http://schemas.openxmlformats.org/officeDocument/2006/math" xmlns:v="urn:schemas-microsoft-com:vml" xmlns:wp14="http://schemas.microsoft.com/office/word/2010/wordprocessingDrawing" xmlns:wp="http://schemas.openxmlformats.org/drawingml/2006/wordprocessingDrawing" xmlns:w10="urn:schemas-microsoft-com:office:word" xmlns:w="http://schemas.openxmlformats.org/wordprocessingml/2006/main" xmlns:w14="http://schemas.microsoft.com/office/word/2010/wordml" xmlns:w15="http://schemas.microsoft.com/office/word/2012/wordml" xmlns:wpg="http://schemas.microsoft.com/office/word/2010/wordprocessingGroup" xmlns:wpi="http://schemas.microsoft.com/office/word/2010/wordprocessingInk" xmlns:wne="http://schemas.microsoft.com/office/word/2006/wordml" xmlns:wps="http://schemas.microsoft.com/office/word/2010/wordprocessingShape" mc:Ignorable="w14 w15 wp14">
-  <w:endnote w:type="separator" w:id="-1">
-    <w:p>
-      <w:pPr>
-        <w:spacing w:after="0" w:line="240" w:lineRule="auto"/>
-      </w:pPr>
-      <w:r>
-        <w:rPr>
-          <w:rStyle w:val="EndnoteReference"/>
-        </w:rPr>
-        <w:endnoteRef/>
-      </w:r>
-      <w:r>
-        <w:separator/>
-      </w:r>
-    </w:p>
-  </w:endnote>
-  <w:endnote w:type="continuationSeparator" w:id="0">
-    <w:p>
-      <w:pPr>
-        <w:spacing w:after="0" w:line="240" w:lineRule="auto"/>
-      </w:pPr>
-      <w:r>
-        <w:rPr>
-          <w:rStyle w:val="EndnoteReference"/>
-        </w:rPr>
-        <w:endnoteRef/>
-      </w:r>
-      <w:r>
-        <w:continuationSeparator/>
-      </w:r>
-    </w:p>
-  </w:endnote>
-</w:endnotes>
-</file>
-
-<file path=word/footnotes.xml><?xml version="1.0" encoding="utf-8"?>
-<w:footnotes xmlns:wpc="http://schemas.microsoft.com/office/word/2010/wordprocessingCanvas" xmlns:mc="http://schemas.openxmlformats.org/markup-compatibility/2006" xmlns:o="urn:schemas-microsoft-com:office:office" xmlns:r="http://schemas.openxmlformats.org/officeDocument/2006/relationships" xmlns:m="http://schemas.openxmlformats.org/officeDocument/2006/math" xmlns:v="urn:schemas-microsoft-com:vml" xmlns:wp14="http://schemas.microsoft.com/office/word/2010/wordprocessingDrawing" xmlns:wp="http://schemas.openxmlformats.org/drawingml/2006/wordprocessingDrawing" xmlns:w10="urn:schemas-microsoft-com:office:word" xmlns:w="http://schemas.openxmlformats.org/wordprocessingml/2006/main" xmlns:w14="http://schemas.microsoft.com/office/word/2010/wordml" xmlns:w15="http://schemas.microsoft.com/office/word/2012/wordml" xmlns:wpg="http://schemas.microsoft.com/office/word/2010/wordprocessingGroup" xmlns:wpi="http://schemas.microsoft.com/office/word/2010/wordprocessingInk" xmlns:wne="http://schemas.microsoft.com/office/word/2006/wordml" xmlns:wps="http://schemas.microsoft.com/office/word/2010/wordprocessingShape" mc:Ignorable="w14 w15 wp14">
-  <w:footnote w:type="separator" w:id="-1">
-    <w:p>
-      <w:pPr>
-        <w:spacing w:after="0" w:line="240" w:lineRule="auto"/>
-      </w:pPr>
-      <w:r>
-        <w:rPr>
-          <w:rStyle w:val="FootnoteReference"/>
-        </w:rPr>
-        <w:footnoteRef/>
-      </w:r>
-      <w:r>
-        <w:separator/>
-      </w:r>
-    </w:p>
-  </w:footnote>
-  <w:footnote w:type="continuationSeparator" w:id="0">
-    <w:p>
-      <w:pPr>
-        <w:spacing w:after="0" w:line="240" w:lineRule="auto"/>
-      </w:pPr>
-      <w:r>
-        <w:rPr>
-          <w:rStyle w:val="FootnoteReference"/>
-        </w:rPr>
-        <w:footnoteRef/>
-      </w:r>
-      <w:r>
-        <w:continuationSeparator/>
-      </w:r>
-    </w:p>
-  </w:footnote>
-</w:footnotes>
-</file>
-
 <file path=word/numbering.xml><?xml version="1.0" encoding="utf-8"?>
-<w:numbering xmlns:wpc="http://schemas.microsoft.com/office/word/2010/wordprocessingCanvas" xmlns:mc="http://schemas.openxmlformats.org/markup-compatibility/2006" xmlns:o="urn:schemas-microsoft-com:office:office" xmlns:r="http://schemas.openxmlformats.org/officeDocument/2006/relationships" xmlns:m="http://schemas.openxmlformats.org/officeDocument/2006/math" xmlns:v="urn:schemas-microsoft-com:vml" xmlns:wp14="http://schemas.microsoft.com/office/word/2010/wordprocessingDrawing" xmlns:wp="http://schemas.openxmlformats.org/drawingml/2006/wordprocessingDrawing" xmlns:w10="urn:schemas-microsoft-com:office:word" xmlns:w="http://schemas.openxmlformats.org/wordprocessingml/2006/main" xmlns:w14="http://schemas.microsoft.com/office/word/2010/wordml" xmlns:w15="http://schemas.microsoft.com/office/word/2012/wordml" xmlns:wpg="http://schemas.microsoft.com/office/word/2010/wordprocessingGroup" xmlns:wpi="http://schemas.microsoft.com/office/word/2010/wordprocessingInk" xmlns:wne="http://schemas.microsoft.com/office/word/2006/wordml" xmlns:wps="http://schemas.microsoft.com/office/word/2010/wordprocessingShape" mc:Ignorable="w14 w15 wp14">
-  <w:abstractNum w:abstractNumId="1" w15:restartNumberingAfterBreak="0">
+<w:numbering xmlns:wpc="http://schemas.microsoft.com/office/word/2010/wordprocessingCanvas" xmlns:cx="http://schemas.microsoft.com/office/drawing/2014/chartex" xmlns:cx1="http://schemas.microsoft.com/office/drawing/2015/9/8/chartex" xmlns:cx2="http://schemas.microsoft.com/office/drawing/2015/10/21/chartex" xmlns:cx3="http://schemas.microsoft.com/office/drawing/2016/5/9/chartex" xmlns:cx4="http://schemas.microsoft.com/office/drawing/2016/5/10/chartex" xmlns:cx5="http://schemas.microsoft.com/office/drawing/2016/5/11/chartex" xmlns:cx6="http://schemas.microsoft.com/office/drawing/2016/5/12/chartex" xmlns:cx7="http://schemas.microsoft.com/office/drawing/2016/5/13/chartex" xmlns:cx8="http://schemas.microsoft.com/office/drawing/2016/5/14/chartex" xmlns:mc="http://schemas.openxmlformats.org/markup-compatibility/2006" xmlns:m="http://schemas.openxmlformats.org/officeDocument/2006/math" xmlns:aink="http://schemas.microsoft.com/office/drawing/2016/ink" xmlns:am3d="http://schemas.microsoft.com/office/drawing/2017/model3d" xmlns:oel="http://schemas.microsoft.com/office/2019/extlst" xmlns:r="http://schemas.openxmlformats.org/officeDocument/2006/relationships" xmlns:wp14="http://schemas.microsoft.com/office/word/2010/wordprocessingDrawing" xmlns:wp="http://schemas.openxmlformats.org/drawingml/2006/wordprocessingDrawing" xmlns:wpg="http://schemas.microsoft.com/office/word/2010/wordprocessingGroup" xmlns:wpi="http://schemas.microsoft.com/office/word/2010/wordprocessingInk" xmlns:wps="http://schemas.microsoft.com/office/word/2010/wordprocessingShape" xmlns:o="urn:schemas-microsoft-com:office:office" xmlns:v="urn:schemas-microsoft-com:vml" xmlns:w10="urn:schemas-microsoft-com:office:word" xmlns:w="http://schemas.openxmlformats.org/wordprocessingml/2006/main" xmlns:w14="http://schemas.microsoft.com/office/word/2010/wordml" xmlns:w15="http://schemas.microsoft.com/office/word/2012/wordml" xmlns:w16cex="http://schemas.microsoft.com/office/word/2018/wordml/cex" xmlns:w16cid="http://schemas.microsoft.com/office/word/2016/wordml/cid" xmlns:w16="http://schemas.microsoft.com/office/word/2018/wordml" xmlns:w16sdtdh="http://schemas.microsoft.com/office/word/2020/wordml/sdtdatahash" xmlns:w16sdtfl="http://schemas.microsoft.com/office/word/2024/wordml/sdtformatlock" xmlns:w16se="http://schemas.microsoft.com/office/word/2015/wordml/symex" xmlns:w16du="http://schemas.microsoft.com/office/word/2023/wordml/word16du" xmlns:wne="http://schemas.microsoft.com/office/word/2006/wordml" mc:Ignorable="w14 w15 w16se w16cid w16 w16cex w16sdtdh w16sdtfl w16du wp14">
+  <w:abstractNum w:abstractNumId="0" w15:restartNumberingAfterBreak="0">
+    <w:nsid w:val="615A0F81"/>
     <w:multiLevelType w:val="hybridMultilevel"/>
-    <w:lvl w:ilvl="0" w15:tentative="1">
+    <w:tmpl w:val="E3C22A70"/>
+    <w:lvl w:ilvl="0" w:tplc="876E2EF8">
       <w:start w:val="1"/>
       <w:numFmt w:val="bullet"/>
       <w:lvlText w:val="●"/>
@@ -305,7 +306,7 @@
         <w:ind w:left="720" w:hanging="360"/>
       </w:pPr>
     </w:lvl>
-    <w:lvl w:ilvl="1" w15:tentative="1">
+    <w:lvl w:ilvl="1" w:tplc="311C51B6">
       <w:start w:val="1"/>
       <w:numFmt w:val="bullet"/>
       <w:lvlText w:val="○"/>
@@ -314,7 +315,7 @@
         <w:ind w:left="1440" w:hanging="360"/>
       </w:pPr>
     </w:lvl>
-    <w:lvl w:ilvl="2" w15:tentative="1">
+    <w:lvl w:ilvl="2" w:tplc="096248B8">
       <w:start w:val="1"/>
       <w:numFmt w:val="bullet"/>
       <w:lvlText w:val="■"/>
@@ -323,7 +324,7 @@
         <w:ind w:left="2160" w:hanging="360"/>
       </w:pPr>
     </w:lvl>
-    <w:lvl w:ilvl="3" w15:tentative="1">
+    <w:lvl w:ilvl="3" w:tplc="51FA6904">
       <w:start w:val="1"/>
       <w:numFmt w:val="bullet"/>
       <w:lvlText w:val="●"/>
@@ -332,7 +333,7 @@
         <w:ind w:left="2880" w:hanging="360"/>
       </w:pPr>
     </w:lvl>
-    <w:lvl w:ilvl="4" w15:tentative="1">
+    <w:lvl w:ilvl="4" w:tplc="3F1A2B5E">
       <w:start w:val="1"/>
       <w:numFmt w:val="bullet"/>
       <w:lvlText w:val="○"/>
@@ -341,7 +342,7 @@
         <w:ind w:left="3600" w:hanging="360"/>
       </w:pPr>
     </w:lvl>
-    <w:lvl w:ilvl="5" w15:tentative="1">
+    <w:lvl w:ilvl="5" w:tplc="30DA6EFC">
       <w:start w:val="1"/>
       <w:numFmt w:val="bullet"/>
       <w:lvlText w:val="■"/>
@@ -350,7 +351,7 @@
         <w:ind w:left="4320" w:hanging="360"/>
       </w:pPr>
     </w:lvl>
-    <w:lvl w:ilvl="6" w15:tentative="1">
+    <w:lvl w:ilvl="6" w:tplc="1A0CC150">
       <w:start w:val="1"/>
       <w:numFmt w:val="bullet"/>
       <w:lvlText w:val="●"/>
@@ -359,7 +360,7 @@
         <w:ind w:left="5040" w:hanging="360"/>
       </w:pPr>
     </w:lvl>
-    <w:lvl w:ilvl="7" w15:tentative="1">
+    <w:lvl w:ilvl="7" w:tplc="A8F411D6">
       <w:start w:val="1"/>
       <w:numFmt w:val="bullet"/>
       <w:lvlText w:val="●"/>
@@ -368,7 +369,7 @@
         <w:ind w:left="5760" w:hanging="360"/>
       </w:pPr>
     </w:lvl>
-    <w:lvl w:ilvl="8" w15:tentative="1">
+    <w:lvl w:ilvl="8" w:tplc="81A2AE84">
       <w:start w:val="1"/>
       <w:numFmt w:val="bullet"/>
       <w:lvlText w:val="●"/>
@@ -378,8 +379,8 @@
       </w:pPr>
     </w:lvl>
   </w:abstractNum>
-  <w:num w:numId="1">
-    <w:abstractNumId w:val="1"/>
+  <w:num w:numId="1" w16cid:durableId="347683559">
+    <w:abstractNumId w:val="0"/>
     <w:lvlOverride w:ilvl="0">
       <w:startOverride w:val="1"/>
     </w:lvlOverride>
@@ -388,87 +389,520 @@
 </file>
 
 <file path=word/styles.xml><?xml version="1.0" encoding="utf-8"?>
-<w:styles xmlns:mc="http://schemas.openxmlformats.org/markup-compatibility/2006" xmlns:r="http://schemas.openxmlformats.org/officeDocument/2006/relationships" xmlns:w="http://schemas.openxmlformats.org/wordprocessingml/2006/main" xmlns:w14="http://schemas.microsoft.com/office/word/2010/wordml" xmlns:w15="http://schemas.microsoft.com/office/word/2012/wordml" mc:Ignorable="w14 w15">
+<w:styles xmlns:mc="http://schemas.openxmlformats.org/markup-compatibility/2006" xmlns:r="http://schemas.openxmlformats.org/officeDocument/2006/relationships" xmlns:w="http://schemas.openxmlformats.org/wordprocessingml/2006/main" xmlns:w14="http://schemas.microsoft.com/office/word/2010/wordml" xmlns:w15="http://schemas.microsoft.com/office/word/2012/wordml" xmlns:w16cex="http://schemas.microsoft.com/office/word/2018/wordml/cex" xmlns:w16cid="http://schemas.microsoft.com/office/word/2016/wordml/cid" xmlns:w16="http://schemas.microsoft.com/office/word/2018/wordml" xmlns:w16sdtdh="http://schemas.microsoft.com/office/word/2020/wordml/sdtdatahash" xmlns:w16sdtfl="http://schemas.microsoft.com/office/word/2024/wordml/sdtformatlock" xmlns:w16se="http://schemas.microsoft.com/office/word/2015/wordml/symex" xmlns:w16du="http://schemas.microsoft.com/office/word/2023/wordml/word16du" mc:Ignorable="w14 w15 w16se w16cid w16 w16cex w16sdtdh w16sdtfl w16du">
   <w:docDefaults>
-    <w:rPrDefault/>
+    <w:rPrDefault>
+      <w:rPr>
+        <w:rFonts w:ascii="Times New Roman" w:eastAsia="Times New Roman" w:hAnsi="Times New Roman" w:cs="Times New Roman"/>
+        <w:lang w:val="en-US" w:eastAsia="en-US" w:bidi="ar-SA"/>
+      </w:rPr>
+    </w:rPrDefault>
     <w:pPrDefault/>
   </w:docDefaults>
+  <w:latentStyles w:defLockedState="0" w:defUIPriority="99" w:defSemiHidden="0" w:defUnhideWhenUsed="0" w:defQFormat="0" w:count="376">
+    <w:lsdException w:name="Normal" w:uiPriority="0" w:qFormat="1"/>
+    <w:lsdException w:name="heading 1" w:uiPriority="9" w:qFormat="1"/>
+    <w:lsdException w:name="heading 2" w:semiHidden="1" w:uiPriority="9" w:unhideWhenUsed="1" w:qFormat="1"/>
+    <w:lsdException w:name="heading 3" w:semiHidden="1" w:uiPriority="9" w:unhideWhenUsed="1" w:qFormat="1"/>
+    <w:lsdException w:name="heading 4" w:semiHidden="1" w:uiPriority="9" w:unhideWhenUsed="1" w:qFormat="1"/>
+    <w:lsdException w:name="heading 5" w:semiHidden="1" w:uiPriority="9" w:unhideWhenUsed="1" w:qFormat="1"/>
+    <w:lsdException w:name="heading 6" w:semiHidden="1" w:uiPriority="9" w:unhideWhenUsed="1" w:qFormat="1"/>
+    <w:lsdException w:name="heading 7" w:semiHidden="1" w:uiPriority="9" w:unhideWhenUsed="1" w:qFormat="1"/>
+    <w:lsdException w:name="heading 8" w:semiHidden="1" w:uiPriority="9" w:unhideWhenUsed="1" w:qFormat="1"/>
+    <w:lsdException w:name="heading 9" w:semiHidden="1" w:uiPriority="9" w:unhideWhenUsed="1" w:qFormat="1"/>
+    <w:lsdException w:name="index 1" w:semiHidden="1" w:unhideWhenUsed="1"/>
+    <w:lsdException w:name="index 2" w:semiHidden="1" w:unhideWhenUsed="1"/>
+    <w:lsdException w:name="index 3" w:semiHidden="1" w:unhideWhenUsed="1"/>
+    <w:lsdException w:name="index 4" w:semiHidden="1" w:unhideWhenUsed="1"/>
+    <w:lsdException w:name="index 5" w:semiHidden="1" w:unhideWhenUsed="1"/>
+    <w:lsdException w:name="index 6" w:semiHidden="1" w:unhideWhenUsed="1"/>
+    <w:lsdException w:name="index 7" w:semiHidden="1" w:unhideWhenUsed="1"/>
+    <w:lsdException w:name="index 8" w:semiHidden="1" w:unhideWhenUsed="1"/>
+    <w:lsdException w:name="index 9" w:semiHidden="1" w:unhideWhenUsed="1"/>
+    <w:lsdException w:name="toc 1" w:semiHidden="1" w:uiPriority="39" w:unhideWhenUsed="1"/>
+    <w:lsdException w:name="toc 2" w:semiHidden="1" w:uiPriority="39" w:unhideWhenUsed="1"/>
+    <w:lsdException w:name="toc 3" w:semiHidden="1" w:uiPriority="39" w:unhideWhenUsed="1"/>
+    <w:lsdException w:name="toc 4" w:semiHidden="1" w:uiPriority="39" w:unhideWhenUsed="1"/>
+    <w:lsdException w:name="toc 5" w:semiHidden="1" w:uiPriority="39" w:unhideWhenUsed="1"/>
+    <w:lsdException w:name="toc 6" w:semiHidden="1" w:uiPriority="39" w:unhideWhenUsed="1"/>
+    <w:lsdException w:name="toc 7" w:semiHidden="1" w:uiPriority="39" w:unhideWhenUsed="1"/>
+    <w:lsdException w:name="toc 8" w:semiHidden="1" w:uiPriority="39" w:unhideWhenUsed="1"/>
+    <w:lsdException w:name="toc 9" w:semiHidden="1" w:uiPriority="39" w:unhideWhenUsed="1"/>
+    <w:lsdException w:name="Normal Indent" w:semiHidden="1" w:unhideWhenUsed="1"/>
+    <w:lsdException w:name="footnote text" w:semiHidden="1" w:unhideWhenUsed="1"/>
+    <w:lsdException w:name="annotation text" w:semiHidden="1" w:unhideWhenUsed="1"/>
+    <w:lsdException w:name="header" w:semiHidden="1" w:unhideWhenUsed="1"/>
+    <w:lsdException w:name="footer" w:semiHidden="1" w:unhideWhenUsed="1"/>
+    <w:lsdException w:name="index heading" w:semiHidden="1" w:unhideWhenUsed="1"/>
+    <w:lsdException w:name="caption" w:semiHidden="1" w:uiPriority="35" w:unhideWhenUsed="1" w:qFormat="1"/>
+    <w:lsdException w:name="table of figures" w:semiHidden="1" w:unhideWhenUsed="1"/>
+    <w:lsdException w:name="envelope address" w:semiHidden="1" w:unhideWhenUsed="1"/>
+    <w:lsdException w:name="envelope return" w:semiHidden="1" w:unhideWhenUsed="1"/>
+    <w:lsdException w:name="footnote reference" w:semiHidden="1" w:unhideWhenUsed="1"/>
+    <w:lsdException w:name="annotation reference" w:semiHidden="1" w:unhideWhenUsed="1"/>
+    <w:lsdException w:name="line number" w:semiHidden="1" w:unhideWhenUsed="1"/>
+    <w:lsdException w:name="page number" w:semiHidden="1" w:unhideWhenUsed="1"/>
+    <w:lsdException w:name="endnote reference" w:semiHidden="1" w:unhideWhenUsed="1"/>
+    <w:lsdException w:name="endnote text" w:semiHidden="1" w:unhideWhenUsed="1"/>
+    <w:lsdException w:name="table of authorities" w:semiHidden="1" w:unhideWhenUsed="1"/>
+    <w:lsdException w:name="macro" w:semiHidden="1" w:unhideWhenUsed="1"/>
+    <w:lsdException w:name="toa heading" w:semiHidden="1" w:unhideWhenUsed="1"/>
+    <w:lsdException w:name="List" w:semiHidden="1" w:unhideWhenUsed="1"/>
+    <w:lsdException w:name="List Bullet" w:semiHidden="1" w:unhideWhenUsed="1"/>
+    <w:lsdException w:name="List Number" w:semiHidden="1" w:unhideWhenUsed="1"/>
+    <w:lsdException w:name="List 2" w:semiHidden="1" w:unhideWhenUsed="1"/>
+    <w:lsdException w:name="List 3" w:semiHidden="1" w:unhideWhenUsed="1"/>
+    <w:lsdException w:name="List 4" w:semiHidden="1" w:unhideWhenUsed="1"/>
+    <w:lsdException w:name="List 5" w:semiHidden="1" w:unhideWhenUsed="1"/>
+    <w:lsdException w:name="List Bullet 2" w:semiHidden="1" w:unhideWhenUsed="1"/>
+    <w:lsdException w:name="List Bullet 3" w:semiHidden="1" w:unhideWhenUsed="1"/>
+    <w:lsdException w:name="List Bullet 4" w:semiHidden="1" w:unhideWhenUsed="1"/>
+    <w:lsdException w:name="List Bullet 5" w:semiHidden="1" w:unhideWhenUsed="1"/>
+    <w:lsdException w:name="List Number 2" w:semiHidden="1" w:unhideWhenUsed="1"/>
+    <w:lsdException w:name="List Number 3" w:semiHidden="1" w:unhideWhenUsed="1"/>
+    <w:lsdException w:name="List Number 4" w:semiHidden="1" w:unhideWhenUsed="1"/>
+    <w:lsdException w:name="List Number 5" w:semiHidden="1" w:unhideWhenUsed="1"/>
+    <w:lsdException w:name="Title" w:uiPriority="10" w:qFormat="1"/>
+    <w:lsdException w:name="Closing" w:semiHidden="1" w:unhideWhenUsed="1"/>
+    <w:lsdException w:name="Signature" w:semiHidden="1" w:unhideWhenUsed="1"/>
+    <w:lsdException w:name="Default Paragraph Font" w:semiHidden="1" w:uiPriority="1" w:unhideWhenUsed="1"/>
+    <w:lsdException w:name="Body Text" w:semiHidden="1" w:unhideWhenUsed="1"/>
+    <w:lsdException w:name="Body Text Indent" w:semiHidden="1" w:unhideWhenUsed="1"/>
+    <w:lsdException w:name="List Continue" w:semiHidden="1" w:unhideWhenUsed="1"/>
+    <w:lsdException w:name="List Continue 2" w:semiHidden="1" w:unhideWhenUsed="1"/>
+    <w:lsdException w:name="List Continue 3" w:semiHidden="1" w:unhideWhenUsed="1"/>
+    <w:lsdException w:name="List Continue 4" w:semiHidden="1" w:unhideWhenUsed="1"/>
+    <w:lsdException w:name="List Continue 5" w:semiHidden="1" w:unhideWhenUsed="1"/>
+    <w:lsdException w:name="Message Header" w:semiHidden="1" w:unhideWhenUsed="1"/>
+    <w:lsdException w:name="Subtitle" w:uiPriority="11" w:qFormat="1"/>
+    <w:lsdException w:name="Salutation" w:semiHidden="1" w:unhideWhenUsed="1"/>
+    <w:lsdException w:name="Date" w:semiHidden="1" w:unhideWhenUsed="1"/>
+    <w:lsdException w:name="Body Text First Indent" w:semiHidden="1" w:unhideWhenUsed="1"/>
+    <w:lsdException w:name="Body Text First Indent 2" w:semiHidden="1" w:unhideWhenUsed="1"/>
+    <w:lsdException w:name="Note Heading" w:semiHidden="1" w:unhideWhenUsed="1"/>
+    <w:lsdException w:name="Body Text 2" w:semiHidden="1" w:unhideWhenUsed="1"/>
+    <w:lsdException w:name="Body Text 3" w:semiHidden="1" w:unhideWhenUsed="1"/>
+    <w:lsdException w:name="Body Text Indent 2" w:semiHidden="1" w:unhideWhenUsed="1"/>
+    <w:lsdException w:name="Body Text Indent 3" w:semiHidden="1" w:unhideWhenUsed="1"/>
+    <w:lsdException w:name="Block Text" w:semiHidden="1" w:unhideWhenUsed="1"/>
+    <w:lsdException w:name="Hyperlink" w:semiHidden="1" w:unhideWhenUsed="1"/>
+    <w:lsdException w:name="FollowedHyperlink" w:semiHidden="1" w:unhideWhenUsed="1"/>
+    <w:lsdException w:name="Strong" w:uiPriority="22" w:qFormat="1"/>
+    <w:lsdException w:name="Emphasis" w:uiPriority="20" w:qFormat="1"/>
+    <w:lsdException w:name="Document Map" w:semiHidden="1" w:unhideWhenUsed="1"/>
+    <w:lsdException w:name="Plain Text" w:semiHidden="1" w:unhideWhenUsed="1"/>
+    <w:lsdException w:name="E-mail Signature" w:semiHidden="1" w:unhideWhenUsed="1"/>
+    <w:lsdException w:name="HTML Top of Form" w:semiHidden="1" w:unhideWhenUsed="1"/>
+    <w:lsdException w:name="HTML Bottom of Form" w:semiHidden="1" w:unhideWhenUsed="1"/>
+    <w:lsdException w:name="Normal (Web)" w:semiHidden="1" w:unhideWhenUsed="1"/>
+    <w:lsdException w:name="HTML Acronym" w:semiHidden="1" w:unhideWhenUsed="1"/>
+    <w:lsdException w:name="HTML Address" w:semiHidden="1" w:unhideWhenUsed="1"/>
+    <w:lsdException w:name="HTML Cite" w:semiHidden="1" w:unhideWhenUsed="1"/>
+    <w:lsdException w:name="HTML Code" w:semiHidden="1" w:unhideWhenUsed="1"/>
+    <w:lsdException w:name="HTML Definition" w:semiHidden="1" w:unhideWhenUsed="1"/>
+    <w:lsdException w:name="HTML Keyboard" w:semiHidden="1" w:unhideWhenUsed="1"/>
+    <w:lsdException w:name="HTML Preformatted" w:semiHidden="1" w:unhideWhenUsed="1"/>
+    <w:lsdException w:name="HTML Sample" w:semiHidden="1" w:unhideWhenUsed="1"/>
+    <w:lsdException w:name="HTML Typewriter" w:semiHidden="1" w:unhideWhenUsed="1"/>
+    <w:lsdException w:name="HTML Variable" w:semiHidden="1" w:unhideWhenUsed="1"/>
+    <w:lsdException w:name="Normal Table" w:semiHidden="1" w:unhideWhenUsed="1"/>
+    <w:lsdException w:name="annotation subject" w:semiHidden="1" w:unhideWhenUsed="1"/>
+    <w:lsdException w:name="No List" w:semiHidden="1" w:unhideWhenUsed="1"/>
+    <w:lsdException w:name="Outline List 1" w:semiHidden="1" w:unhideWhenUsed="1"/>
+    <w:lsdException w:name="Outline List 2" w:semiHidden="1" w:unhideWhenUsed="1"/>
+    <w:lsdException w:name="Outline List 3" w:semiHidden="1" w:unhideWhenUsed="1"/>
+    <w:lsdException w:name="Table Simple 1" w:semiHidden="1" w:unhideWhenUsed="1"/>
+    <w:lsdException w:name="Table Simple 2" w:semiHidden="1" w:unhideWhenUsed="1"/>
+    <w:lsdException w:name="Table Simple 3" w:semiHidden="1" w:unhideWhenUsed="1"/>
+    <w:lsdException w:name="Table Classic 1" w:semiHidden="1" w:unhideWhenUsed="1"/>
+    <w:lsdException w:name="Table Classic 2" w:semiHidden="1" w:unhideWhenUsed="1"/>
+    <w:lsdException w:name="Table Classic 3" w:semiHidden="1" w:unhideWhenUsed="1"/>
+    <w:lsdException w:name="Table Classic 4" w:semiHidden="1" w:unhideWhenUsed="1"/>
+    <w:lsdException w:name="Table Colorful 1" w:semiHidden="1" w:unhideWhenUsed="1"/>
+    <w:lsdException w:name="Table Colorful 2" w:semiHidden="1" w:unhideWhenUsed="1"/>
+    <w:lsdException w:name="Table Colorful 3" w:semiHidden="1" w:unhideWhenUsed="1"/>
+    <w:lsdException w:name="Table Columns 1" w:semiHidden="1" w:unhideWhenUsed="1"/>
+    <w:lsdException w:name="Table Columns 2" w:semiHidden="1" w:unhideWhenUsed="1"/>
+    <w:lsdException w:name="Table Columns 3" w:semiHidden="1" w:unhideWhenUsed="1"/>
+    <w:lsdException w:name="Table Columns 4" w:semiHidden="1" w:unhideWhenUsed="1"/>
+    <w:lsdException w:name="Table Columns 5" w:semiHidden="1" w:unhideWhenUsed="1"/>
+    <w:lsdException w:name="Table Grid 1" w:semiHidden="1" w:unhideWhenUsed="1"/>
+    <w:lsdException w:name="Table Grid 2" w:semiHidden="1" w:unhideWhenUsed="1"/>
+    <w:lsdException w:name="Table Grid 3" w:semiHidden="1" w:unhideWhenUsed="1"/>
+    <w:lsdException w:name="Table Grid 4" w:semiHidden="1" w:unhideWhenUsed="1"/>
+    <w:lsdException w:name="Table Grid 5" w:semiHidden="1" w:unhideWhenUsed="1"/>
+    <w:lsdException w:name="Table Grid 6" w:semiHidden="1" w:unhideWhenUsed="1"/>
+    <w:lsdException w:name="Table Grid 7" w:semiHidden="1" w:unhideWhenUsed="1"/>
+    <w:lsdException w:name="Table Grid 8" w:semiHidden="1" w:unhideWhenUsed="1"/>
+    <w:lsdException w:name="Table List 1" w:semiHidden="1" w:unhideWhenUsed="1"/>
+    <w:lsdException w:name="Table List 2" w:semiHidden="1" w:unhideWhenUsed="1"/>
+    <w:lsdException w:name="Table List 3" w:semiHidden="1" w:unhideWhenUsed="1"/>
+    <w:lsdException w:name="Table List 4" w:semiHidden="1" w:unhideWhenUsed="1"/>
+    <w:lsdException w:name="Table List 5" w:semiHidden="1" w:unhideWhenUsed="1"/>
+    <w:lsdException w:name="Table List 6" w:semiHidden="1" w:unhideWhenUsed="1"/>
+    <w:lsdException w:name="Table List 7" w:semiHidden="1" w:unhideWhenUsed="1"/>
+    <w:lsdException w:name="Table List 8" w:semiHidden="1" w:unhideWhenUsed="1"/>
+    <w:lsdException w:name="Table 3D effects 1" w:semiHidden="1" w:unhideWhenUsed="1"/>
+    <w:lsdException w:name="Table 3D effects 2" w:semiHidden="1" w:unhideWhenUsed="1"/>
+    <w:lsdException w:name="Table 3D effects 3" w:semiHidden="1" w:unhideWhenUsed="1"/>
+    <w:lsdException w:name="Table Contemporary" w:semiHidden="1" w:unhideWhenUsed="1"/>
+    <w:lsdException w:name="Table Elegant" w:semiHidden="1" w:unhideWhenUsed="1"/>
+    <w:lsdException w:name="Table Professional" w:semiHidden="1" w:unhideWhenUsed="1"/>
+    <w:lsdException w:name="Table Subtle 1" w:semiHidden="1" w:unhideWhenUsed="1"/>
+    <w:lsdException w:name="Table Subtle 2" w:semiHidden="1" w:unhideWhenUsed="1"/>
+    <w:lsdException w:name="Table Web 1" w:semiHidden="1" w:unhideWhenUsed="1"/>
+    <w:lsdException w:name="Table Web 2" w:semiHidden="1" w:unhideWhenUsed="1"/>
+    <w:lsdException w:name="Table Web 3" w:semiHidden="1" w:unhideWhenUsed="1"/>
+    <w:lsdException w:name="Balloon Text" w:semiHidden="1" w:unhideWhenUsed="1"/>
+    <w:lsdException w:name="Table Grid" w:uiPriority="39"/>
+    <w:lsdException w:name="Table Theme" w:semiHidden="1" w:unhideWhenUsed="1"/>
+    <w:lsdException w:name="Placeholder Text" w:semiHidden="1"/>
+    <w:lsdException w:name="No Spacing" w:uiPriority="1" w:qFormat="1"/>
+    <w:lsdException w:name="Light Shading" w:uiPriority="60"/>
+    <w:lsdException w:name="Light List" w:uiPriority="61"/>
+    <w:lsdException w:name="Light Grid" w:uiPriority="62"/>
+    <w:lsdException w:name="Medium Shading 1" w:uiPriority="63"/>
+    <w:lsdException w:name="Medium Shading 2" w:uiPriority="64"/>
+    <w:lsdException w:name="Medium List 1" w:uiPriority="65"/>
+    <w:lsdException w:name="Medium List 2" w:uiPriority="66"/>
+    <w:lsdException w:name="Medium Grid 1" w:uiPriority="67"/>
+    <w:lsdException w:name="Medium Grid 2" w:uiPriority="68"/>
+    <w:lsdException w:name="Medium Grid 3" w:uiPriority="69"/>
+    <w:lsdException w:name="Dark List" w:uiPriority="70"/>
+    <w:lsdException w:name="Colorful Shading" w:uiPriority="71"/>
+    <w:lsdException w:name="Colorful List" w:uiPriority="72"/>
+    <w:lsdException w:name="Colorful Grid" w:uiPriority="73"/>
+    <w:lsdException w:name="Light Shading Accent 1" w:uiPriority="60"/>
+    <w:lsdException w:name="Light List Accent 1" w:uiPriority="61"/>
+    <w:lsdException w:name="Light Grid Accent 1" w:uiPriority="62"/>
+    <w:lsdException w:name="Medium Shading 1 Accent 1" w:uiPriority="63"/>
+    <w:lsdException w:name="Medium Shading 2 Accent 1" w:uiPriority="64"/>
+    <w:lsdException w:name="Medium List 1 Accent 1" w:uiPriority="65"/>
+    <w:lsdException w:name="Revision" w:semiHidden="1"/>
+    <w:lsdException w:name="List Paragraph" w:uiPriority="34" w:qFormat="1"/>
+    <w:lsdException w:name="Quote" w:uiPriority="29" w:qFormat="1"/>
+    <w:lsdException w:name="Intense Quote" w:uiPriority="30" w:qFormat="1"/>
+    <w:lsdException w:name="Medium List 2 Accent 1" w:uiPriority="66"/>
+    <w:lsdException w:name="Medium Grid 1 Accent 1" w:uiPriority="67"/>
+    <w:lsdException w:name="Medium Grid 2 Accent 1" w:uiPriority="68"/>
+    <w:lsdException w:name="Medium Grid 3 Accent 1" w:uiPriority="69"/>
+    <w:lsdException w:name="Dark List Accent 1" w:uiPriority="70"/>
+    <w:lsdException w:name="Colorful Shading Accent 1" w:uiPriority="71"/>
+    <w:lsdException w:name="Colorful List Accent 1" w:uiPriority="72"/>
+    <w:lsdException w:name="Colorful Grid Accent 1" w:uiPriority="73"/>
+    <w:lsdException w:name="Light Shading Accent 2" w:uiPriority="60"/>
+    <w:lsdException w:name="Light List Accent 2" w:uiPriority="61"/>
+    <w:lsdException w:name="Light Grid Accent 2" w:uiPriority="62"/>
+    <w:lsdException w:name="Medium Shading 1 Accent 2" w:uiPriority="63"/>
+    <w:lsdException w:name="Medium Shading 2 Accent 2" w:uiPriority="64"/>
+    <w:lsdException w:name="Medium List 1 Accent 2" w:uiPriority="65"/>
+    <w:lsdException w:name="Medium List 2 Accent 2" w:uiPriority="66"/>
+    <w:lsdException w:name="Medium Grid 1 Accent 2" w:uiPriority="67"/>
+    <w:lsdException w:name="Medium Grid 2 Accent 2" w:uiPriority="68"/>
+    <w:lsdException w:name="Medium Grid 3 Accent 2" w:uiPriority="69"/>
+    <w:lsdException w:name="Dark List Accent 2" w:uiPriority="70"/>
+    <w:lsdException w:name="Colorful Shading Accent 2" w:uiPriority="71"/>
+    <w:lsdException w:name="Colorful List Accent 2" w:uiPriority="72"/>
+    <w:lsdException w:name="Colorful Grid Accent 2" w:uiPriority="73"/>
+    <w:lsdException w:name="Light Shading Accent 3" w:uiPriority="60"/>
+    <w:lsdException w:name="Light List Accent 3" w:uiPriority="61"/>
+    <w:lsdException w:name="Light Grid Accent 3" w:uiPriority="62"/>
+    <w:lsdException w:name="Medium Shading 1 Accent 3" w:uiPriority="63"/>
+    <w:lsdException w:name="Medium Shading 2 Accent 3" w:uiPriority="64"/>
+    <w:lsdException w:name="Medium List 1 Accent 3" w:uiPriority="65"/>
+    <w:lsdException w:name="Medium List 2 Accent 3" w:uiPriority="66"/>
+    <w:lsdException w:name="Medium Grid 1 Accent 3" w:uiPriority="67"/>
+    <w:lsdException w:name="Medium Grid 2 Accent 3" w:uiPriority="68"/>
+    <w:lsdException w:name="Medium Grid 3 Accent 3" w:uiPriority="69"/>
+    <w:lsdException w:name="Dark List Accent 3" w:uiPriority="70"/>
+    <w:lsdException w:name="Colorful Shading Accent 3" w:uiPriority="71"/>
+    <w:lsdException w:name="Colorful List Accent 3" w:uiPriority="72"/>
+    <w:lsdException w:name="Colorful Grid Accent 3" w:uiPriority="73"/>
+    <w:lsdException w:name="Light Shading Accent 4" w:uiPriority="60"/>
+    <w:lsdException w:name="Light List Accent 4" w:uiPriority="61"/>
+    <w:lsdException w:name="Light Grid Accent 4" w:uiPriority="62"/>
+    <w:lsdException w:name="Medium Shading 1 Accent 4" w:uiPriority="63"/>
+    <w:lsdException w:name="Medium Shading 2 Accent 4" w:uiPriority="64"/>
+    <w:lsdException w:name="Medium List 1 Accent 4" w:uiPriority="65"/>
+    <w:lsdException w:name="Medium List 2 Accent 4" w:uiPriority="66"/>
+    <w:lsdException w:name="Medium Grid 1 Accent 4" w:uiPriority="67"/>
+    <w:lsdException w:name="Medium Grid 2 Accent 4" w:uiPriority="68"/>
+    <w:lsdException w:name="Medium Grid 3 Accent 4" w:uiPriority="69"/>
+    <w:lsdException w:name="Dark List Accent 4" w:uiPriority="70"/>
+    <w:lsdException w:name="Colorful Shading Accent 4" w:uiPriority="71"/>
+    <w:lsdException w:name="Colorful List Accent 4" w:uiPriority="72"/>
+    <w:lsdException w:name="Colorful Grid Accent 4" w:uiPriority="73"/>
+    <w:lsdException w:name="Light Shading Accent 5" w:uiPriority="60"/>
+    <w:lsdException w:name="Light List Accent 5" w:uiPriority="61"/>
+    <w:lsdException w:name="Light Grid Accent 5" w:uiPriority="62"/>
+    <w:lsdException w:name="Medium Shading 1 Accent 5" w:uiPriority="63"/>
+    <w:lsdException w:name="Medium Shading 2 Accent 5" w:uiPriority="64"/>
+    <w:lsdException w:name="Medium List 1 Accent 5" w:uiPriority="65"/>
+    <w:lsdException w:name="Medium List 2 Accent 5" w:uiPriority="66"/>
+    <w:lsdException w:name="Medium Grid 1 Accent 5" w:uiPriority="67"/>
+    <w:lsdException w:name="Medium Grid 2 Accent 5" w:uiPriority="68"/>
+    <w:lsdException w:name="Medium Grid 3 Accent 5" w:uiPriority="69"/>
+    <w:lsdException w:name="Dark List Accent 5" w:uiPriority="70"/>
+    <w:lsdException w:name="Colorful Shading Accent 5" w:uiPriority="71"/>
+    <w:lsdException w:name="Colorful List Accent 5" w:uiPriority="72"/>
+    <w:lsdException w:name="Colorful Grid Accent 5" w:uiPriority="73"/>
+    <w:lsdException w:name="Light Shading Accent 6" w:uiPriority="60"/>
+    <w:lsdException w:name="Light List Accent 6" w:uiPriority="61"/>
+    <w:lsdException w:name="Light Grid Accent 6" w:uiPriority="62"/>
+    <w:lsdException w:name="Medium Shading 1 Accent 6" w:uiPriority="63"/>
+    <w:lsdException w:name="Medium Shading 2 Accent 6" w:uiPriority="64"/>
+    <w:lsdException w:name="Medium List 1 Accent 6" w:uiPriority="65"/>
+    <w:lsdException w:name="Medium List 2 Accent 6" w:uiPriority="66"/>
+    <w:lsdException w:name="Medium Grid 1 Accent 6" w:uiPriority="67"/>
+    <w:lsdException w:name="Medium Grid 2 Accent 6" w:uiPriority="68"/>
+    <w:lsdException w:name="Medium Grid 3 Accent 6" w:uiPriority="69"/>
+    <w:lsdException w:name="Dark List Accent 6" w:uiPriority="70"/>
+    <w:lsdException w:name="Colorful Shading Accent 6" w:uiPriority="71"/>
+    <w:lsdException w:name="Colorful List Accent 6" w:uiPriority="72"/>
+    <w:lsdException w:name="Colorful Grid Accent 6" w:uiPriority="73"/>
+    <w:lsdException w:name="Subtle Emphasis" w:uiPriority="19" w:qFormat="1"/>
+    <w:lsdException w:name="Intense Emphasis" w:uiPriority="21" w:qFormat="1"/>
+    <w:lsdException w:name="Subtle Reference" w:uiPriority="31" w:qFormat="1"/>
+    <w:lsdException w:name="Intense Reference" w:uiPriority="32" w:qFormat="1"/>
+    <w:lsdException w:name="Book Title" w:uiPriority="33" w:qFormat="1"/>
+    <w:lsdException w:name="Bibliography" w:semiHidden="1" w:uiPriority="37" w:unhideWhenUsed="1"/>
+    <w:lsdException w:name="TOC Heading" w:semiHidden="1" w:uiPriority="39" w:unhideWhenUsed="1" w:qFormat="1"/>
+    <w:lsdException w:name="Plain Table 1" w:uiPriority="41"/>
+    <w:lsdException w:name="Plain Table 2" w:uiPriority="42"/>
+    <w:lsdException w:name="Plain Table 3" w:uiPriority="43"/>
+    <w:lsdException w:name="Plain Table 4" w:uiPriority="44"/>
+    <w:lsdException w:name="Plain Table 5" w:uiPriority="45"/>
+    <w:lsdException w:name="Grid Table Light" w:uiPriority="40"/>
+    <w:lsdException w:name="Grid Table 1 Light" w:uiPriority="46"/>
+    <w:lsdException w:name="Grid Table 2" w:uiPriority="47"/>
+    <w:lsdException w:name="Grid Table 3" w:uiPriority="48"/>
+    <w:lsdException w:name="Grid Table 4" w:uiPriority="49"/>
+    <w:lsdException w:name="Grid Table 5 Dark" w:uiPriority="50"/>
+    <w:lsdException w:name="Grid Table 6 Colorful" w:uiPriority="51"/>
+    <w:lsdException w:name="Grid Table 7 Colorful" w:uiPriority="52"/>
+    <w:lsdException w:name="Grid Table 1 Light Accent 1" w:uiPriority="46"/>
+    <w:lsdException w:name="Grid Table 2 Accent 1" w:uiPriority="47"/>
+    <w:lsdException w:name="Grid Table 3 Accent 1" w:uiPriority="48"/>
+    <w:lsdException w:name="Grid Table 4 Accent 1" w:uiPriority="49"/>
+    <w:lsdException w:name="Grid Table 5 Dark Accent 1" w:uiPriority="50"/>
+    <w:lsdException w:name="Grid Table 6 Colorful Accent 1" w:uiPriority="51"/>
+    <w:lsdException w:name="Grid Table 7 Colorful Accent 1" w:uiPriority="52"/>
+    <w:lsdException w:name="Grid Table 1 Light Accent 2" w:uiPriority="46"/>
+    <w:lsdException w:name="Grid Table 2 Accent 2" w:uiPriority="47"/>
+    <w:lsdException w:name="Grid Table 3 Accent 2" w:uiPriority="48"/>
+    <w:lsdException w:name="Grid Table 4 Accent 2" w:uiPriority="49"/>
+    <w:lsdException w:name="Grid Table 5 Dark Accent 2" w:uiPriority="50"/>
+    <w:lsdException w:name="Grid Table 6 Colorful Accent 2" w:uiPriority="51"/>
+    <w:lsdException w:name="Grid Table 7 Colorful Accent 2" w:uiPriority="52"/>
+    <w:lsdException w:name="Grid Table 1 Light Accent 3" w:uiPriority="46"/>
+    <w:lsdException w:name="Grid Table 2 Accent 3" w:uiPriority="47"/>
+    <w:lsdException w:name="Grid Table 3 Accent 3" w:uiPriority="48"/>
+    <w:lsdException w:name="Grid Table 4 Accent 3" w:uiPriority="49"/>
+    <w:lsdException w:name="Grid Table 5 Dark Accent 3" w:uiPriority="50"/>
+    <w:lsdException w:name="Grid Table 6 Colorful Accent 3" w:uiPriority="51"/>
+    <w:lsdException w:name="Grid Table 7 Colorful Accent 3" w:uiPriority="52"/>
+    <w:lsdException w:name="Grid Table 1 Light Accent 4" w:uiPriority="46"/>
+    <w:lsdException w:name="Grid Table 2 Accent 4" w:uiPriority="47"/>
+    <w:lsdException w:name="Grid Table 3 Accent 4" w:uiPriority="48"/>
+    <w:lsdException w:name="Grid Table 4 Accent 4" w:uiPriority="49"/>
+    <w:lsdException w:name="Grid Table 5 Dark Accent 4" w:uiPriority="50"/>
+    <w:lsdException w:name="Grid Table 6 Colorful Accent 4" w:uiPriority="51"/>
+    <w:lsdException w:name="Grid Table 7 Colorful Accent 4" w:uiPriority="52"/>
+    <w:lsdException w:name="Grid Table 1 Light Accent 5" w:uiPriority="46"/>
+    <w:lsdException w:name="Grid Table 2 Accent 5" w:uiPriority="47"/>
+    <w:lsdException w:name="Grid Table 3 Accent 5" w:uiPriority="48"/>
+    <w:lsdException w:name="Grid Table 4 Accent 5" w:uiPriority="49"/>
+    <w:lsdException w:name="Grid Table 5 Dark Accent 5" w:uiPriority="50"/>
+    <w:lsdException w:name="Grid Table 6 Colorful Accent 5" w:uiPriority="51"/>
+    <w:lsdException w:name="Grid Table 7 Colorful Accent 5" w:uiPriority="52"/>
+    <w:lsdException w:name="Grid Table 1 Light Accent 6" w:uiPriority="46"/>
+    <w:lsdException w:name="Grid Table 2 Accent 6" w:uiPriority="47"/>
+    <w:lsdException w:name="Grid Table 3 Accent 6" w:uiPriority="48"/>
+    <w:lsdException w:name="Grid Table 4 Accent 6" w:uiPriority="49"/>
+    <w:lsdException w:name="Grid Table 5 Dark Accent 6" w:uiPriority="50"/>
+    <w:lsdException w:name="Grid Table 6 Colorful Accent 6" w:uiPriority="51"/>
+    <w:lsdException w:name="Grid Table 7 Colorful Accent 6" w:uiPriority="52"/>
+    <w:lsdException w:name="List Table 1 Light" w:uiPriority="46"/>
+    <w:lsdException w:name="List Table 2" w:uiPriority="47"/>
+    <w:lsdException w:name="List Table 3" w:uiPriority="48"/>
+    <w:lsdException w:name="List Table 4" w:uiPriority="49"/>
+    <w:lsdException w:name="List Table 5 Dark" w:uiPriority="50"/>
+    <w:lsdException w:name="List Table 6 Colorful" w:uiPriority="51"/>
+    <w:lsdException w:name="List Table 7 Colorful" w:uiPriority="52"/>
+    <w:lsdException w:name="List Table 1 Light Accent 1" w:uiPriority="46"/>
+    <w:lsdException w:name="List Table 2 Accent 1" w:uiPriority="47"/>
+    <w:lsdException w:name="List Table 3 Accent 1" w:uiPriority="48"/>
+    <w:lsdException w:name="List Table 4 Accent 1" w:uiPriority="49"/>
+    <w:lsdException w:name="List Table 5 Dark Accent 1" w:uiPriority="50"/>
+    <w:lsdException w:name="List Table 6 Colorful Accent 1" w:uiPriority="51"/>
+    <w:lsdException w:name="List Table 7 Colorful Accent 1" w:uiPriority="52"/>
+    <w:lsdException w:name="List Table 1 Light Accent 2" w:uiPriority="46"/>
+    <w:lsdException w:name="List Table 2 Accent 2" w:uiPriority="47"/>
+    <w:lsdException w:name="List Table 3 Accent 2" w:uiPriority="48"/>
+    <w:lsdException w:name="List Table 4 Accent 2" w:uiPriority="49"/>
+    <w:lsdException w:name="List Table 5 Dark Accent 2" w:uiPriority="50"/>
+    <w:lsdException w:name="List Table 6 Colorful Accent 2" w:uiPriority="51"/>
+    <w:lsdException w:name="List Table 7 Colorful Accent 2" w:uiPriority="52"/>
+    <w:lsdException w:name="List Table 1 Light Accent 3" w:uiPriority="46"/>
+    <w:lsdException w:name="List Table 2 Accent 3" w:uiPriority="47"/>
+    <w:lsdException w:name="List Table 3 Accent 3" w:uiPriority="48"/>
+    <w:lsdException w:name="List Table 4 Accent 3" w:uiPriority="49"/>
+    <w:lsdException w:name="List Table 5 Dark Accent 3" w:uiPriority="50"/>
+    <w:lsdException w:name="List Table 6 Colorful Accent 3" w:uiPriority="51"/>
+    <w:lsdException w:name="List Table 7 Colorful Accent 3" w:uiPriority="52"/>
+    <w:lsdException w:name="List Table 1 Light Accent 4" w:uiPriority="46"/>
+    <w:lsdException w:name="List Table 2 Accent 4" w:uiPriority="47"/>
+    <w:lsdException w:name="List Table 3 Accent 4" w:uiPriority="48"/>
+    <w:lsdException w:name="List Table 4 Accent 4" w:uiPriority="49"/>
+    <w:lsdException w:name="List Table 5 Dark Accent 4" w:uiPriority="50"/>
+    <w:lsdException w:name="List Table 6 Colorful Accent 4" w:uiPriority="51"/>
+    <w:lsdException w:name="List Table 7 Colorful Accent 4" w:uiPriority="52"/>
+    <w:lsdException w:name="List Table 1 Light Accent 5" w:uiPriority="46"/>
+    <w:lsdException w:name="List Table 2 Accent 5" w:uiPriority="47"/>
+    <w:lsdException w:name="List Table 3 Accent 5" w:uiPriority="48"/>
+    <w:lsdException w:name="List Table 4 Accent 5" w:uiPriority="49"/>
+    <w:lsdException w:name="List Table 5 Dark Accent 5" w:uiPriority="50"/>
+    <w:lsdException w:name="List Table 6 Colorful Accent 5" w:uiPriority="51"/>
+    <w:lsdException w:name="List Table 7 Colorful Accent 5" w:uiPriority="52"/>
+    <w:lsdException w:name="List Table 1 Light Accent 6" w:uiPriority="46"/>
+    <w:lsdException w:name="List Table 2 Accent 6" w:uiPriority="47"/>
+    <w:lsdException w:name="List Table 3 Accent 6" w:uiPriority="48"/>
+    <w:lsdException w:name="List Table 4 Accent 6" w:uiPriority="49"/>
+    <w:lsdException w:name="List Table 5 Dark Accent 6" w:uiPriority="50"/>
+    <w:lsdException w:name="List Table 6 Colorful Accent 6" w:uiPriority="51"/>
+    <w:lsdException w:name="List Table 7 Colorful Accent 6" w:uiPriority="52"/>
+    <w:lsdException w:name="Mention" w:semiHidden="1" w:unhideWhenUsed="1"/>
+    <w:lsdException w:name="Smart Hyperlink" w:semiHidden="1" w:unhideWhenUsed="1"/>
+    <w:lsdException w:name="Hashtag" w:semiHidden="1" w:unhideWhenUsed="1"/>
+    <w:lsdException w:name="Unresolved Mention" w:semiHidden="1" w:unhideWhenUsed="1"/>
+    <w:lsdException w:name="Smart Link" w:semiHidden="1" w:unhideWhenUsed="1"/>
+  </w:latentStyles>
+  <w:style w:type="paragraph" w:default="1" w:styleId="Normal">
+    <w:name w:val="Normal"/>
+    <w:qFormat/>
+  </w:style>
+  <w:style w:type="paragraph" w:styleId="Heading1">
+    <w:name w:val="heading 1"/>
+    <w:uiPriority w:val="9"/>
+    <w:qFormat/>
+    <w:pPr>
+      <w:outlineLvl w:val="0"/>
+    </w:pPr>
+    <w:rPr>
+      <w:color w:val="2E74B5"/>
+      <w:sz w:val="32"/>
+      <w:szCs w:val="32"/>
+    </w:rPr>
+  </w:style>
+  <w:style w:type="paragraph" w:styleId="Heading2">
+    <w:name w:val="heading 2"/>
+    <w:uiPriority w:val="9"/>
+    <w:semiHidden/>
+    <w:unhideWhenUsed/>
+    <w:qFormat/>
+    <w:pPr>
+      <w:outlineLvl w:val="1"/>
+    </w:pPr>
+    <w:rPr>
+      <w:color w:val="2E74B5"/>
+      <w:sz w:val="26"/>
+      <w:szCs w:val="26"/>
+    </w:rPr>
+  </w:style>
+  <w:style w:type="paragraph" w:styleId="Heading3">
+    <w:name w:val="heading 3"/>
+    <w:uiPriority w:val="9"/>
+    <w:semiHidden/>
+    <w:unhideWhenUsed/>
+    <w:qFormat/>
+    <w:pPr>
+      <w:outlineLvl w:val="2"/>
+    </w:pPr>
+    <w:rPr>
+      <w:color w:val="1F4D78"/>
+      <w:sz w:val="24"/>
+      <w:szCs w:val="24"/>
+    </w:rPr>
+  </w:style>
+  <w:style w:type="paragraph" w:styleId="Heading4">
+    <w:name w:val="heading 4"/>
+    <w:uiPriority w:val="9"/>
+    <w:semiHidden/>
+    <w:unhideWhenUsed/>
+    <w:qFormat/>
+    <w:pPr>
+      <w:outlineLvl w:val="3"/>
+    </w:pPr>
+    <w:rPr>
+      <w:i/>
+      <w:iCs/>
+      <w:color w:val="2E74B5"/>
+    </w:rPr>
+  </w:style>
+  <w:style w:type="paragraph" w:styleId="Heading5">
+    <w:name w:val="heading 5"/>
+    <w:uiPriority w:val="9"/>
+    <w:semiHidden/>
+    <w:unhideWhenUsed/>
+    <w:qFormat/>
+    <w:pPr>
+      <w:outlineLvl w:val="4"/>
+    </w:pPr>
+    <w:rPr>
+      <w:color w:val="2E74B5"/>
+    </w:rPr>
+  </w:style>
+  <w:style w:type="paragraph" w:styleId="Heading6">
+    <w:name w:val="heading 6"/>
+    <w:uiPriority w:val="9"/>
+    <w:semiHidden/>
+    <w:unhideWhenUsed/>
+    <w:qFormat/>
+    <w:pPr>
+      <w:outlineLvl w:val="5"/>
+    </w:pPr>
+    <w:rPr>
+      <w:color w:val="1F4D78"/>
+    </w:rPr>
+  </w:style>
+  <w:style w:type="character" w:default="1" w:styleId="DefaultParagraphFont">
+    <w:name w:val="Default Paragraph Font"/>
+    <w:uiPriority w:val="1"/>
+    <w:semiHidden/>
+    <w:unhideWhenUsed/>
+  </w:style>
+  <w:style w:type="table" w:default="1" w:styleId="TableNormal">
+    <w:name w:val="Normal Table"/>
+    <w:uiPriority w:val="99"/>
+    <w:semiHidden/>
+    <w:unhideWhenUsed/>
+    <w:tblPr>
+      <w:tblInd w:w="0" w:type="dxa"/>
+      <w:tblCellMar>
+        <w:top w:w="0" w:type="dxa"/>
+        <w:left w:w="108" w:type="dxa"/>
+        <w:bottom w:w="0" w:type="dxa"/>
+        <w:right w:w="108" w:type="dxa"/>
+      </w:tblCellMar>
+    </w:tblPr>
+  </w:style>
+  <w:style w:type="numbering" w:default="1" w:styleId="NoList">
+    <w:name w:val="No List"/>
+    <w:uiPriority w:val="99"/>
+    <w:semiHidden/>
+    <w:unhideWhenUsed/>
+  </w:style>
   <w:style w:type="paragraph" w:styleId="Title">
     <w:name w:val="Title"/>
-    <w:basedOn w:val="Normal"/>
-    <w:next w:val="Normal"/>
+    <w:uiPriority w:val="10"/>
     <w:qFormat/>
     <w:rPr>
       <w:sz w:val="56"/>
       <w:szCs w:val="56"/>
     </w:rPr>
   </w:style>
-  <w:style w:type="paragraph" w:styleId="Heading1">
-    <w:name w:val="Heading 1"/>
-    <w:basedOn w:val="Normal"/>
-    <w:next w:val="Normal"/>
-    <w:qFormat/>
-    <w:rPr>
-      <w:color w:val="2E74B5"/>
-      <w:sz w:val="32"/>
-      <w:szCs w:val="32"/>
-    </w:rPr>
-  </w:style>
-  <w:style w:type="paragraph" w:styleId="Heading2">
-    <w:name w:val="Heading 2"/>
-    <w:basedOn w:val="Normal"/>
-    <w:next w:val="Normal"/>
-    <w:qFormat/>
-    <w:rPr>
-      <w:color w:val="2E74B5"/>
-      <w:sz w:val="26"/>
-      <w:szCs w:val="26"/>
-    </w:rPr>
-  </w:style>
-  <w:style w:type="paragraph" w:styleId="Heading3">
-    <w:name w:val="Heading 3"/>
-    <w:basedOn w:val="Normal"/>
-    <w:next w:val="Normal"/>
-    <w:qFormat/>
-    <w:rPr>
-      <w:color w:val="1F4D78"/>
-      <w:sz w:val="24"/>
-      <w:szCs w:val="24"/>
-    </w:rPr>
-  </w:style>
-  <w:style w:type="paragraph" w:styleId="Heading4">
-    <w:name w:val="Heading 4"/>
-    <w:basedOn w:val="Normal"/>
-    <w:next w:val="Normal"/>
-    <w:qFormat/>
-    <w:rPr>
-      <w:i/>
-      <w:iCs/>
-      <w:color w:val="2E74B5"/>
-    </w:rPr>
-  </w:style>
-  <w:style w:type="paragraph" w:styleId="Heading5">
-    <w:name w:val="Heading 5"/>
-    <w:basedOn w:val="Normal"/>
-    <w:next w:val="Normal"/>
-    <w:qFormat/>
-    <w:rPr>
-      <w:color w:val="2E74B5"/>
-    </w:rPr>
-  </w:style>
-  <w:style w:type="paragraph" w:styleId="Heading6">
-    <w:name w:val="Heading 6"/>
-    <w:basedOn w:val="Normal"/>
-    <w:next w:val="Normal"/>
-    <w:qFormat/>
-    <w:rPr>
-      <w:color w:val="1F4D78"/>
-    </w:rPr>
-  </w:style>
-  <w:style w:type="paragraph" w:styleId="Strong">
-    <w:name w:val="Strong"/>
-    <w:basedOn w:val="Normal"/>
-    <w:next w:val="Normal"/>
+  <w:style w:type="paragraph" w:customStyle="1" w:styleId="Strong1">
+    <w:name w:val="Strong1"/>
     <w:qFormat/>
     <w:rPr>
       <w:b/>
@@ -477,12 +911,10 @@
   </w:style>
   <w:style w:type="paragraph" w:styleId="ListParagraph">
     <w:name w:val="List Paragraph"/>
-    <w:basedOn w:val="Normal"/>
     <w:qFormat/>
   </w:style>
   <w:style w:type="character" w:styleId="Hyperlink">
     <w:name w:val="Hyperlink"/>
-    <w:basedOn w:val="DefaultParagraphFont"/>
     <w:uiPriority w:val="99"/>
     <w:unhideWhenUsed/>
     <w:rPr>
@@ -492,7 +924,6 @@
   </w:style>
   <w:style w:type="character" w:styleId="FootnoteReference">
     <w:name w:val="footnote reference"/>
-    <w:basedOn w:val="DefaultParagraphFont"/>
     <w:uiPriority w:val="99"/>
     <w:semiHidden/>
     <w:unhideWhenUsed/>
@@ -502,23 +933,41 @@
   </w:style>
   <w:style w:type="paragraph" w:styleId="FootnoteText">
     <w:name w:val="footnote text"/>
-    <w:basedOn w:val="Normal"/>
     <w:link w:val="FootnoteTextChar"/>
     <w:uiPriority w:val="99"/>
     <w:semiHidden/>
     <w:unhideWhenUsed/>
-    <w:pPr>
-      <w:spacing w:after="0" w:line="240" w:lineRule="auto"/>
-    </w:pPr>
+  </w:style>
+  <w:style w:type="character" w:customStyle="1" w:styleId="FootnoteTextChar">
+    <w:name w:val="Footnote Text Char"/>
+    <w:link w:val="FootnoteText"/>
+    <w:uiPriority w:val="99"/>
+    <w:semiHidden/>
+    <w:unhideWhenUsed/>
     <w:rPr>
       <w:sz w:val="20"/>
       <w:szCs w:val="20"/>
     </w:rPr>
   </w:style>
-  <w:style w:type="character" w:styleId="FootnoteTextChar">
-    <w:name w:val="Footnote Text Char"/>
-    <w:basedOn w:val="DefaultParagraphFont"/>
-    <w:link w:val="FootnoteText"/>
+  <w:style w:type="character" w:styleId="EndnoteReference">
+    <w:name w:val="endnote reference"/>
+    <w:uiPriority w:val="99"/>
+    <w:semiHidden/>
+    <w:unhideWhenUsed/>
+    <w:rPr>
+      <w:vertAlign w:val="superscript"/>
+    </w:rPr>
+  </w:style>
+  <w:style w:type="paragraph" w:styleId="EndnoteText">
+    <w:name w:val="endnote text"/>
+    <w:link w:val="EndnoteTextChar"/>
+    <w:uiPriority w:val="99"/>
+    <w:semiHidden/>
+    <w:unhideWhenUsed/>
+  </w:style>
+  <w:style w:type="character" w:customStyle="1" w:styleId="EndnoteTextChar">
+    <w:name w:val="Endnote Text Char"/>
+    <w:link w:val="EndnoteText"/>
     <w:uiPriority w:val="99"/>
     <w:semiHidden/>
     <w:unhideWhenUsed/>
@@ -527,42 +976,320 @@
       <w:szCs w:val="20"/>
     </w:rPr>
   </w:style>
-  <w:style w:type="character" w:styleId="EndnoteReference">
-    <w:name w:val="endnote reference"/>
-    <w:basedOn w:val="DefaultParagraphFont"/>
-    <w:uiPriority w:val="99"/>
-    <w:semiHidden/>
-    <w:unhideWhenUsed/>
-    <w:rPr>
-      <w:vertAlign w:val="superscript"/>
-    </w:rPr>
-  </w:style>
-  <w:style w:type="paragraph" w:styleId="EndnoteText">
-    <w:name w:val="endnote text"/>
-    <w:basedOn w:val="Normal"/>
-    <w:link w:val="EndnoteTextChar"/>
-    <w:uiPriority w:val="99"/>
-    <w:semiHidden/>
-    <w:unhideWhenUsed/>
-    <w:pPr>
-      <w:spacing w:after="0" w:line="240" w:lineRule="auto"/>
-    </w:pPr>
-    <w:rPr>
-      <w:sz w:val="20"/>
-      <w:szCs w:val="20"/>
-    </w:rPr>
-  </w:style>
-  <w:style w:type="character" w:styleId="EndnoteTextChar">
-    <w:name w:val="Endnote Text Char"/>
-    <w:basedOn w:val="DefaultParagraphFont"/>
-    <w:link w:val="EndnoteText"/>
-    <w:uiPriority w:val="99"/>
-    <w:semiHidden/>
-    <w:unhideWhenUsed/>
-    <w:rPr>
-      <w:sz w:val="20"/>
-      <w:szCs w:val="20"/>
-    </w:rPr>
-  </w:style>
 </w:styles>
+</file>
+
+<file path=word/theme/theme1.xml><?xml version="1.0" encoding="utf-8"?>
+<a:theme xmlns:a="http://schemas.openxmlformats.org/drawingml/2006/main" name="Office Theme">
+  <a:themeElements>
+    <a:clrScheme name="Office">
+      <a:dk1>
+        <a:sysClr val="windowText" lastClr="000000"/>
+      </a:dk1>
+      <a:lt1>
+        <a:sysClr val="window" lastClr="FFFFFF"/>
+      </a:lt1>
+      <a:dk2>
+        <a:srgbClr val="0E2841"/>
+      </a:dk2>
+      <a:lt2>
+        <a:srgbClr val="E8E8E8"/>
+      </a:lt2>
+      <a:accent1>
+        <a:srgbClr val="156082"/>
+      </a:accent1>
+      <a:accent2>
+        <a:srgbClr val="E97132"/>
+      </a:accent2>
+      <a:accent3>
+        <a:srgbClr val="196B24"/>
+      </a:accent3>
+      <a:accent4>
+        <a:srgbClr val="0F9ED5"/>
+      </a:accent4>
+      <a:accent5>
+        <a:srgbClr val="A02B93"/>
+      </a:accent5>
+      <a:accent6>
+        <a:srgbClr val="4EA72E"/>
+      </a:accent6>
+      <a:hlink>
+        <a:srgbClr val="467886"/>
+      </a:hlink>
+      <a:folHlink>
+        <a:srgbClr val="96607D"/>
+      </a:folHlink>
+    </a:clrScheme>
+    <a:fontScheme name="Office">
+      <a:majorFont>
+        <a:latin typeface="Aptos Display" panose="02110004020202020204"/>
+        <a:ea typeface=""/>
+        <a:cs typeface=""/>
+        <a:font script="Jpan" typeface="游ゴシック Light"/>
+        <a:font script="Hang" typeface="맑은 고딕"/>
+        <a:font script="Hans" typeface="等线 Light"/>
+        <a:font script="Hant" typeface="新細明體"/>
+        <a:font script="Arab" typeface="Times New Roman"/>
+        <a:font script="Hebr" typeface="Times New Roman"/>
+        <a:font script="Thai" typeface="Angsana New"/>
+        <a:font script="Ethi" typeface="Nyala"/>
+        <a:font script="Beng" typeface="Vrinda"/>
+        <a:font script="Gujr" typeface="Shruti"/>
+        <a:font script="Khmr" typeface="MoolBoran"/>
+        <a:font script="Knda" typeface="Tunga"/>
+        <a:font script="Guru" typeface="Raavi"/>
+        <a:font script="Cans" typeface="Euphemia"/>
+        <a:font script="Cher" typeface="Plantagenet Cherokee"/>
+        <a:font script="Yiii" typeface="Microsoft Yi Baiti"/>
+        <a:font script="Tibt" typeface="Microsoft Himalaya"/>
+        <a:font script="Thaa" typeface="MV Boli"/>
+        <a:font script="Deva" typeface="Mangal"/>
+        <a:font script="Telu" typeface="Gautami"/>
+        <a:font script="Taml" typeface="Latha"/>
+        <a:font script="Syrc" typeface="Estrangelo Edessa"/>
+        <a:font script="Orya" typeface="Kalinga"/>
+        <a:font script="Mlym" typeface="Kartika"/>
+        <a:font script="Laoo" typeface="DokChampa"/>
+        <a:font script="Sinh" typeface="Iskoola Pota"/>
+        <a:font script="Mong" typeface="Mongolian Baiti"/>
+        <a:font script="Viet" typeface="Times New Roman"/>
+        <a:font script="Uigh" typeface="Microsoft Uighur"/>
+        <a:font script="Geor" typeface="Sylfaen"/>
+        <a:font script="Armn" typeface="Arial"/>
+        <a:font script="Bugi" typeface="Leelawadee UI"/>
+        <a:font script="Bopo" typeface="Microsoft JhengHei"/>
+        <a:font script="Java" typeface="Javanese Text"/>
+        <a:font script="Lisu" typeface="Segoe UI"/>
+        <a:font script="Mymr" typeface="Myanmar Text"/>
+        <a:font script="Nkoo" typeface="Ebrima"/>
+        <a:font script="Olck" typeface="Nirmala UI"/>
+        <a:font script="Osma" typeface="Ebrima"/>
+        <a:font script="Phag" typeface="Phagspa"/>
+        <a:font script="Syrn" typeface="Estrangelo Edessa"/>
+        <a:font script="Syrj" typeface="Estrangelo Edessa"/>
+        <a:font script="Syre" typeface="Estrangelo Edessa"/>
+        <a:font script="Sora" typeface="Nirmala UI"/>
+        <a:font script="Tale" typeface="Microsoft Tai Le"/>
+        <a:font script="Talu" typeface="Microsoft New Tai Lue"/>
+        <a:font script="Tfng" typeface="Ebrima"/>
+      </a:majorFont>
+      <a:minorFont>
+        <a:latin typeface="Aptos" panose="02110004020202020204"/>
+        <a:ea typeface=""/>
+        <a:cs typeface=""/>
+        <a:font script="Jpan" typeface="游明朝"/>
+        <a:font script="Hang" typeface="맑은 고딕"/>
+        <a:font script="Hans" typeface="等线"/>
+        <a:font script="Hant" typeface="新細明體"/>
+        <a:font script="Arab" typeface="Arial"/>
+        <a:font script="Hebr" typeface="Arial"/>
+        <a:font script="Thai" typeface="Cordia New"/>
+        <a:font script="Ethi" typeface="Nyala"/>
+        <a:font script="Beng" typeface="Vrinda"/>
+        <a:font script="Gujr" typeface="Shruti"/>
+        <a:font script="Khmr" typeface="DaunPenh"/>
+        <a:font script="Knda" typeface="Tunga"/>
+        <a:font script="Guru" typeface="Raavi"/>
+        <a:font script="Cans" typeface="Euphemia"/>
+        <a:font script="Cher" typeface="Plantagenet Cherokee"/>
+        <a:font script="Yiii" typeface="Microsoft Yi Baiti"/>
+        <a:font script="Tibt" typeface="Microsoft Himalaya"/>
+        <a:font script="Thaa" typeface="MV Boli"/>
+        <a:font script="Deva" typeface="Mangal"/>
+        <a:font script="Telu" typeface="Gautami"/>
+        <a:font script="Taml" typeface="Latha"/>
+        <a:font script="Syrc" typeface="Estrangelo Edessa"/>
+        <a:font script="Orya" typeface="Kalinga"/>
+        <a:font script="Mlym" typeface="Kartika"/>
+        <a:font script="Laoo" typeface="DokChampa"/>
+        <a:font script="Sinh" typeface="Iskoola Pota"/>
+        <a:font script="Mong" typeface="Mongolian Baiti"/>
+        <a:font script="Viet" typeface="Arial"/>
+        <a:font script="Uigh" typeface="Microsoft Uighur"/>
+        <a:font script="Geor" typeface="Sylfaen"/>
+        <a:font script="Armn" typeface="Arial"/>
+        <a:font script="Bugi" typeface="Leelawadee UI"/>
+        <a:font script="Bopo" typeface="Microsoft JhengHei"/>
+        <a:font script="Java" typeface="Javanese Text"/>
+        <a:font script="Lisu" typeface="Segoe UI"/>
+        <a:font script="Mymr" typeface="Myanmar Text"/>
+        <a:font script="Nkoo" typeface="Ebrima"/>
+        <a:font script="Olck" typeface="Nirmala UI"/>
+        <a:font script="Osma" typeface="Ebrima"/>
+        <a:font script="Phag" typeface="Phagspa"/>
+        <a:font script="Syrn" typeface="Estrangelo Edessa"/>
+        <a:font script="Syrj" typeface="Estrangelo Edessa"/>
+        <a:font script="Syre" typeface="Estrangelo Edessa"/>
+        <a:font script="Sora" typeface="Nirmala UI"/>
+        <a:font script="Tale" typeface="Microsoft Tai Le"/>
+        <a:font script="Talu" typeface="Microsoft New Tai Lue"/>
+        <a:font script="Tfng" typeface="Ebrima"/>
+      </a:minorFont>
+    </a:fontScheme>
+    <a:fmtScheme name="Office">
+      <a:fillStyleLst>
+        <a:solidFill>
+          <a:schemeClr val="phClr"/>
+        </a:solidFill>
+        <a:gradFill rotWithShape="1">
+          <a:gsLst>
+            <a:gs pos="0">
+              <a:schemeClr val="phClr">
+                <a:lumMod val="110000"/>
+                <a:satMod val="105000"/>
+                <a:tint val="67000"/>
+              </a:schemeClr>
+            </a:gs>
+            <a:gs pos="50000">
+              <a:schemeClr val="phClr">
+                <a:lumMod val="105000"/>
+                <a:satMod val="103000"/>
+                <a:tint val="73000"/>
+              </a:schemeClr>
+            </a:gs>
+            <a:gs pos="100000">
+              <a:schemeClr val="phClr">
+                <a:lumMod val="105000"/>
+                <a:satMod val="109000"/>
+                <a:tint val="81000"/>
+              </a:schemeClr>
+            </a:gs>
+          </a:gsLst>
+          <a:lin ang="5400000" scaled="0"/>
+        </a:gradFill>
+        <a:gradFill rotWithShape="1">
+          <a:gsLst>
+            <a:gs pos="0">
+              <a:schemeClr val="phClr">
+                <a:satMod val="103000"/>
+                <a:lumMod val="102000"/>
+                <a:tint val="94000"/>
+              </a:schemeClr>
+            </a:gs>
+            <a:gs pos="50000">
+              <a:schemeClr val="phClr">
+                <a:satMod val="110000"/>
+                <a:lumMod val="100000"/>
+                <a:shade val="100000"/>
+              </a:schemeClr>
+            </a:gs>
+            <a:gs pos="100000">
+              <a:schemeClr val="phClr">
+                <a:lumMod val="99000"/>
+                <a:satMod val="120000"/>
+                <a:shade val="78000"/>
+              </a:schemeClr>
+            </a:gs>
+          </a:gsLst>
+          <a:lin ang="5400000" scaled="0"/>
+        </a:gradFill>
+      </a:fillStyleLst>
+      <a:lnStyleLst>
+        <a:ln w="12700" cap="flat" cmpd="sng" algn="ctr">
+          <a:solidFill>
+            <a:schemeClr val="phClr"/>
+          </a:solidFill>
+          <a:prstDash val="solid"/>
+          <a:miter lim="800000"/>
+        </a:ln>
+        <a:ln w="19050" cap="flat" cmpd="sng" algn="ctr">
+          <a:solidFill>
+            <a:schemeClr val="phClr"/>
+          </a:solidFill>
+          <a:prstDash val="solid"/>
+          <a:miter lim="800000"/>
+        </a:ln>
+        <a:ln w="25400" cap="flat" cmpd="sng" algn="ctr">
+          <a:solidFill>
+            <a:schemeClr val="phClr"/>
+          </a:solidFill>
+          <a:prstDash val="solid"/>
+          <a:miter lim="800000"/>
+        </a:ln>
+      </a:lnStyleLst>
+      <a:effectStyleLst>
+        <a:effectStyle>
+          <a:effectLst/>
+        </a:effectStyle>
+        <a:effectStyle>
+          <a:effectLst/>
+        </a:effectStyle>
+        <a:effectStyle>
+          <a:effectLst>
+            <a:outerShdw blurRad="57150" dist="19050" dir="5400000" algn="ctr" rotWithShape="0">
+              <a:srgbClr val="000000">
+                <a:alpha val="63000"/>
+              </a:srgbClr>
+            </a:outerShdw>
+          </a:effectLst>
+        </a:effectStyle>
+      </a:effectStyleLst>
+      <a:bgFillStyleLst>
+        <a:solidFill>
+          <a:schemeClr val="phClr"/>
+        </a:solidFill>
+        <a:solidFill>
+          <a:schemeClr val="phClr">
+            <a:tint val="95000"/>
+            <a:satMod val="170000"/>
+          </a:schemeClr>
+        </a:solidFill>
+        <a:gradFill rotWithShape="1">
+          <a:gsLst>
+            <a:gs pos="0">
+              <a:schemeClr val="phClr">
+                <a:tint val="93000"/>
+                <a:satMod val="150000"/>
+                <a:shade val="98000"/>
+                <a:lumMod val="102000"/>
+              </a:schemeClr>
+            </a:gs>
+            <a:gs pos="50000">
+              <a:schemeClr val="phClr">
+                <a:tint val="98000"/>
+                <a:satMod val="130000"/>
+                <a:shade val="90000"/>
+                <a:lumMod val="103000"/>
+              </a:schemeClr>
+            </a:gs>
+            <a:gs pos="100000">
+              <a:schemeClr val="phClr">
+                <a:shade val="63000"/>
+                <a:satMod val="120000"/>
+              </a:schemeClr>
+            </a:gs>
+          </a:gsLst>
+          <a:lin ang="5400000" scaled="0"/>
+        </a:gradFill>
+      </a:bgFillStyleLst>
+    </a:fmtScheme>
+  </a:themeElements>
+  <a:objectDefaults>
+    <a:lnDef>
+      <a:spPr/>
+      <a:bodyPr/>
+      <a:lstStyle/>
+      <a:style>
+        <a:lnRef idx="2">
+          <a:schemeClr val="accent1"/>
+        </a:lnRef>
+        <a:fillRef idx="0">
+          <a:schemeClr val="accent1"/>
+        </a:fillRef>
+        <a:effectRef idx="1">
+          <a:schemeClr val="accent1"/>
+        </a:effectRef>
+        <a:fontRef idx="minor">
+          <a:schemeClr val="tx1"/>
+        </a:fontRef>
+      </a:style>
+    </a:lnDef>
+  </a:objectDefaults>
+  <a:extraClrSchemeLst/>
+  <a:extLst>
+    <a:ext uri="{05A4C25C-085E-4340-85A3-A5531E510DB2}">
+      <thm15:themeFamily xmlns:thm15="http://schemas.microsoft.com/office/thememl/2012/main" name="Office Theme" id="{2E142A2C-CD16-42D6-873A-C26D2A0506FA}" vid="{1BDDFF52-6CD6-40A5-AB3C-68EB2F1E4D0A}"/>
+    </a:ext>
+  </a:extLst>
+</a:theme>
 </file>